--- a/Sistem-Kendali-Cerdas/Modul-Word/Modul-12-Sistem-Kontrol-Artificial-Neural-Network.docx
+++ b/Sistem-Kendali-Cerdas/Modul-Word/Modul-12-Sistem-Kontrol-Artificial-Neural-Network.docx
@@ -3508,7 +3508,7 @@
           <w:i w:val="0"/>
           <w:sz w:val="22"/>
         </w:rPr>
-        <w:t xml:space="preserve">Langkah ketiga memastikan seluruh rentang operasi terwakili, termasuk keadaan yang jarang. Karena keadaan jarang secara alami sedikit datanya, kadang perlu dilakukan percobaan terencana untuk memperolehnya — dan percobaan itu jauh lebih murah daripada kegagalan model saat keadaan tersebut benar-benar terjadi.</w:t>
+        <w:t xml:space="preserve">Langkah ketiga memastikan seluruh rentang operasi terwakili, termasuk keadaan yang jarang. Karena keadaan jarang secara alami sedikit datanya, kadang perlu dilakukan percobaan terencana untuk memperolehnya, dan percobaan itu jauh lebih murah daripada kegagalan model saat keadaan tersebut benar-benar terjadi.</w:t>
       </w:r>
     </w:p>
     <w:p>
@@ -3764,7 +3764,7 @@
           <w:i w:val="0"/>
           <w:sz w:val="22"/>
         </w:rPr>
-        <w:t xml:space="preserve">Ambang untuk melatih ulang sebaiknya ditetapkan sejak awal, bukan diputuskan saat masalah muncul. Menetapkannya di awal memaksa perancang memikirkan siapa yang akan melakukannya dan dengan data apa — pertanyaan yang justru sering baru disadari setelah model terlanjur menua.</w:t>
+        <w:t xml:space="preserve">Ambang untuk melatih ulang sebaiknya ditetapkan sejak awal, bukan diputuskan saat masalah muncul. Menetapkannya di awal memaksa perancang memikirkan siapa yang akan melakukannya dan dengan data apa, pertanyaan yang justru sering baru disadari setelah model terlanjur menua.</w:t>
       </w:r>
     </w:p>
     <w:p>
@@ -4530,7 +4530,7 @@
           <w:i w:val="0"/>
           <w:sz w:val="22"/>
         </w:rPr>
-        <w:t xml:space="preserve">Jawaban. Bobot baru 0,359403. Perhatikan bahwa meskipun galatnya cukup besar yaitu 0,75, pergeseran bobotnya hanya sekitar 0,14 karena turunan sigmoid di titik itu hanya 0,187. Bila z jauh lebih besar, misalnya 5, turunannya turun menjadi sekitar 0,0066 dan bobot praktis berhenti bergerak — persis gejala gradien meredup yang membuat pelatihan jaringan dalam bersigmoid menjadi sulit.</w:t>
+        <w:t xml:space="preserve">Jawaban. Bobot baru 0,359403. Perhatikan bahwa meskipun galatnya cukup besar yaitu 0,75, pergeseran bobotnya hanya sekitar 0,14 karena turunan sigmoid di titik itu hanya 0,187. Bila z jauh lebih besar, misalnya 5, turunannya turun menjadi sekitar 0,0066 dan bobot praktis berhenti bergerak, persis gejala gradien meredup yang membuat pelatihan jaringan dalam bersigmoid menjadi sulit.</w:t>
       </w:r>
     </w:p>
     <w:p>
@@ -5545,7 +5545,7 @@
           <w:i w:val="0"/>
           <w:sz w:val="22"/>
         </w:rPr>
-        <w:t xml:space="preserve">     A. Penapis derau</w:t>
+        <w:t xml:space="preserve">     A. Filter derau</w:t>
       </w:r>
     </w:p>
     <w:p>

--- a/Sistem-Kendali-Cerdas/Modul-Word/Modul-12-Sistem-Kontrol-Artificial-Neural-Network.docx
+++ b/Sistem-Kendali-Cerdas/Modul-Word/Modul-12-Sistem-Kontrol-Artificial-Neural-Network.docx
@@ -1379,7 +1379,7 @@
                                 <w:szCs w:val="20"/>
                                 <w:lang w:val="en-US"/>
                               </w:rPr>
-                              <w:t>myclass.mercubuana.ac.id</w:t>
+                              <w:t xml:space="preserve">myclass.mercubuana.ac·id</w:t>
                             </w:r>
                           </w:p>
                         </w:txbxContent>
@@ -1426,7 +1426,7 @@
                           <w:szCs w:val="20"/>
                           <w:lang w:val="en-US"/>
                         </w:rPr>
-                        <w:t>myclass.mercubuana.ac.id</w:t>
+                        <w:t xml:space="preserve">myclass.mercubuana.ac·id</w:t>
                       </w:r>
                     </w:p>
                   </w:txbxContent>
@@ -2512,7 +2512,7 @@
                                 <w:sz w:val="20"/>
                                 <w:szCs w:val="20"/>
                               </w:rPr>
-                              <w:t>www.mercubuana.ac.id</w:t>
+                              <w:t xml:space="preserve">www.mercubuana.ac·id</w:t>
                             </w:r>
                           </w:p>
                         </w:txbxContent>
@@ -2558,7 +2558,7 @@
                           <w:sz w:val="20"/>
                           <w:szCs w:val="20"/>
                         </w:rPr>
-                        <w:t>www.mercubuana.ac.id</w:t>
+                        <w:t xml:space="preserve">www.mercubuana.ac·id</w:t>
                       </w:r>
                     </w:p>
                   </w:txbxContent>
@@ -2627,6 +2627,15 @@
           <w:sz w:val="22"/>
         </w:rPr>
         <w:t xml:space="preserve">ANN dapat mengaproksimasi hubungan nonlinier untuk identifikasi plant, inverse model, estimasi keadaan, atau supervisory control. ANN tidak otomatis aman: kualitas data, normalisasi, overfitting, latency, dan perilaku di luar distribusi harus diuji.</w:t>
+      </w:r>
+      <w:r>
+        <w:rPr>
+          <w:rFonts w:ascii="Arial" w:hAnsi="Arial" w:cs="Arial"/>
+          <w:b w:val="0"/>
+          <w:i w:val="0"/>
+          <w:sz w:val="22"/>
+        </w:rPr>
+        <w:t xml:space="preserve"> Gambar 1 mengilustrasikan gagasan ini.</w:t>
       </w:r>
     </w:p>
     <w:p>
@@ -2828,90 +2837,8 @@
           <w:color w:val="305496"/>
           <w:sz w:val="22"/>
         </w:rPr>
-        <w:t xml:space="preserve">y = f(sum(w_i*x_i) + b)   |   tanpa f nonlinier, kedalaman tidak berarti</w:t>
-      </w:r>
-    </w:p>
-    <w:p>
-      <w:pPr>
-        <w:keepNext/>
-        <w:spacing w:before="200" w:after="80"/>
-      </w:pPr>
-      <w:r>
-        <w:rPr>
-          <w:rFonts w:ascii="Arial" w:hAnsi="Arial" w:cs="Arial"/>
-          <w:b/>
-          <w:i w:val="0"/>
-          <w:color w:val="2E4A7A"/>
-          <w:sz w:val="24"/>
-        </w:rPr>
-        <w:t xml:space="preserve">Pelatihan sebagai Persoalan Pengoptimalan</w:t>
-      </w:r>
-    </w:p>
-    <w:p>
-      <w:pPr>
-        <w:spacing w:line="360" w:lineRule="auto" w:after="120"/>
-        <w:jc w:val="both"/>
-      </w:pPr>
-      <w:r>
-        <w:rPr>
-          <w:rFonts w:ascii="Arial" w:hAnsi="Arial" w:cs="Arial"/>
-          <w:b w:val="0"/>
-          <w:i w:val="0"/>
-          <w:sz w:val="22"/>
-        </w:rPr>
-        <w:t xml:space="preserve">Melatih jaringan berarti mencari bobot yang meminimumkan selisih antara keluaran jaringan dan keluaran yang dikehendaki pada data pelatihan. Selisih itu dirangkum dalam satu bilangan yang disebut fungsi kerugian, umumnya berupa galat kuadrat rata-rata untuk persoalan regresi.</w:t>
-      </w:r>
-    </w:p>
-    <w:p>
-      <w:pPr>
-        <w:spacing w:line="360" w:lineRule="auto" w:after="120"/>
-        <w:jc w:val="both"/>
-      </w:pPr>
-      <w:r>
-        <w:rPr>
-          <w:rFonts w:ascii="Arial" w:hAnsi="Arial" w:cs="Arial"/>
-          <w:b w:val="0"/>
-          <w:i w:val="0"/>
-          <w:sz w:val="22"/>
-        </w:rPr>
-        <w:t xml:space="preserve">Pencariannya dilakukan bertahap dengan menuruni gradien. Perambatan balik menghitung turunan fungsi kerugian terhadap setiap bobot secara efisien dengan menerapkan aturan rantai dari lapisan keluaran mundur ke lapisan masukan, lalu setiap bobot digeser berlawanan arah gradiennya.</w:t>
-      </w:r>
-    </w:p>
-    <w:p>
-      <w:pPr>
-        <w:spacing w:line="360" w:lineRule="auto" w:after="120"/>
-        <w:jc w:val="both"/>
-      </w:pPr>
-      <w:r>
-        <w:rPr>
-          <w:rFonts w:ascii="Arial" w:hAnsi="Arial" w:cs="Arial"/>
-          <w:b w:val="0"/>
-          <w:i w:val="0"/>
-          <w:sz w:val="22"/>
-        </w:rPr>
-        <w:t xml:space="preserve">Besar langkah penggeseran, yang disebut laju pembelajaran, menentukan perilaku pelatihan. Terlalu besar membuat proses melompati minimum dan berayun atau bahkan menyimpang. Terlalu kecil membuat pelatihan sangat lambat dan mudah terjebak di daerah datar.</w:t>
-      </w:r>
-    </w:p>
-    <w:p>
-      <w:pPr>
-        <w:spacing w:line="360" w:lineRule="auto" w:after="120"/>
-        <w:jc w:val="both"/>
-      </w:pPr>
-      <w:r>
-        <w:rPr>
-          <w:rFonts w:ascii="Arial" w:hAnsi="Arial" w:cs="Arial"/>
-          <w:b w:val="0"/>
-          <w:i w:val="0"/>
-          <w:sz w:val="22"/>
-        </w:rPr>
-        <w:t xml:space="preserve">Perlu disadari bahwa permukaan fungsi kerugian jaringan saraf tidak cembung, sehingga tidak ada jaminan minimum yang ditemukan adalah minimum global. Praktik yang lazim menjalankan pelatihan beberapa kali dengan bobot awal berbeda dan memilih hasil terbaik menurut data pengujian.</w:t>
-      </w:r>
-    </w:p>
-    <w:p>
-      <w:pPr>
-        <w:spacing w:before="40" w:after="120"/>
-        <w:jc w:val="center"/>
-      </w:pPr>
+        <w:t xml:space="preserve">y = f(sum(</w:t>
+      </w:r>
       <w:r>
         <w:rPr>
           <w:rFonts w:ascii="Arial" w:hAnsi="Arial" w:cs="Arial"/>
@@ -2920,7 +2847,170 @@
           <w:color w:val="305496"/>
           <w:sz w:val="22"/>
         </w:rPr>
-        <w:t xml:space="preserve">w := w - eta * dL/dw   |   permukaan tidak cembung, minimum global tidak dijamin</w:t>
+        <w:t xml:space="preserve">w</w:t>
+      </w:r>
+      <w:r>
+        <w:rPr>
+          <w:rFonts w:ascii="Arial" w:hAnsi="Arial" w:cs="Arial"/>
+          <w:b/>
+          <w:i/>
+          <w:color w:val="305496"/>
+          <w:sz w:val="22"/>
+          <w:vertAlign w:val="subscript"/>
+        </w:rPr>
+        <w:t xml:space="preserve">i</w:t>
+      </w:r>
+      <w:r>
+        <w:rPr>
+          <w:rFonts w:ascii="Arial" w:hAnsi="Arial" w:cs="Arial"/>
+          <w:b/>
+          <w:i/>
+          <w:color w:val="305496"/>
+          <w:sz w:val="22"/>
+        </w:rPr>
+        <w:t xml:space="preserve">·</w:t>
+      </w:r>
+      <w:r>
+        <w:rPr>
+          <w:rFonts w:ascii="Arial" w:hAnsi="Arial" w:cs="Arial"/>
+          <w:b/>
+          <w:i/>
+          <w:color w:val="305496"/>
+          <w:sz w:val="22"/>
+        </w:rPr>
+        <w:t xml:space="preserve">x</w:t>
+      </w:r>
+      <w:r>
+        <w:rPr>
+          <w:rFonts w:ascii="Arial" w:hAnsi="Arial" w:cs="Arial"/>
+          <w:b/>
+          <w:i/>
+          <w:color w:val="305496"/>
+          <w:sz w:val="22"/>
+          <w:vertAlign w:val="subscript"/>
+        </w:rPr>
+        <w:t xml:space="preserve">i</w:t>
+      </w:r>
+      <w:r>
+        <w:rPr>
+          <w:rFonts w:ascii="Arial" w:hAnsi="Arial" w:cs="Arial"/>
+          <w:b/>
+          <w:i/>
+          <w:color w:val="305496"/>
+          <w:sz w:val="22"/>
+        </w:rPr>
+        <w:t xml:space="preserve">) + b)   |   tanpa f nonlinier, kedalaman tidak berarti</w:t>
+      </w:r>
+    </w:p>
+    <w:p>
+      <w:pPr>
+        <w:keepNext/>
+        <w:spacing w:before="200" w:after="80"/>
+      </w:pPr>
+      <w:r>
+        <w:rPr>
+          <w:rFonts w:ascii="Arial" w:hAnsi="Arial" w:cs="Arial"/>
+          <w:b/>
+          <w:i w:val="0"/>
+          <w:color w:val="2E4A7A"/>
+          <w:sz w:val="24"/>
+        </w:rPr>
+        <w:t xml:space="preserve">Pelatihan sebagai Persoalan Pengoptimalan</w:t>
+      </w:r>
+    </w:p>
+    <w:p>
+      <w:pPr>
+        <w:spacing w:line="360" w:lineRule="auto" w:after="120"/>
+        <w:jc w:val="both"/>
+      </w:pPr>
+      <w:r>
+        <w:rPr>
+          <w:rFonts w:ascii="Arial" w:hAnsi="Arial" w:cs="Arial"/>
+          <w:b w:val="0"/>
+          <w:i w:val="0"/>
+          <w:sz w:val="22"/>
+        </w:rPr>
+        <w:t xml:space="preserve">Melatih jaringan berarti mencari bobot yang meminimumkan selisih antara keluaran jaringan dan keluaran yang dikehendaki pada data pelatihan. Selisih itu dirangkum dalam satu bilangan yang disebut fungsi kerugian, umumnya berupa galat kuadrat rata-rata untuk persoalan regresi.</w:t>
+      </w:r>
+    </w:p>
+    <w:p>
+      <w:pPr>
+        <w:spacing w:line="360" w:lineRule="auto" w:after="120"/>
+        <w:jc w:val="both"/>
+      </w:pPr>
+      <w:r>
+        <w:rPr>
+          <w:rFonts w:ascii="Arial" w:hAnsi="Arial" w:cs="Arial"/>
+          <w:b w:val="0"/>
+          <w:i w:val="0"/>
+          <w:sz w:val="22"/>
+        </w:rPr>
+        <w:t xml:space="preserve">Pencariannya dilakukan bertahap dengan menuruni gradien. Perambatan balik menghitung turunan fungsi kerugian terhadap setiap bobot secara efisien dengan menerapkan aturan rantai dari lapisan keluaran mundur ke lapisan masukan, lalu setiap bobot digeser berlawanan arah gradiennya.</w:t>
+      </w:r>
+    </w:p>
+    <w:p>
+      <w:pPr>
+        <w:spacing w:line="360" w:lineRule="auto" w:after="120"/>
+        <w:jc w:val="both"/>
+      </w:pPr>
+      <w:r>
+        <w:rPr>
+          <w:rFonts w:ascii="Arial" w:hAnsi="Arial" w:cs="Arial"/>
+          <w:b w:val="0"/>
+          <w:i w:val="0"/>
+          <w:sz w:val="22"/>
+        </w:rPr>
+        <w:t xml:space="preserve">Besar langkah penggeseran, yang disebut laju pembelajaran, menentukan perilaku pelatihan. Terlalu besar membuat proses melompati minimum dan berayun atau bahkan menyimpang. Terlalu kecil membuat pelatihan sangat lambat dan mudah terjebak di daerah datar.</w:t>
+      </w:r>
+    </w:p>
+    <w:p>
+      <w:pPr>
+        <w:spacing w:line="360" w:lineRule="auto" w:after="120"/>
+        <w:jc w:val="both"/>
+      </w:pPr>
+      <w:r>
+        <w:rPr>
+          <w:rFonts w:ascii="Arial" w:hAnsi="Arial" w:cs="Arial"/>
+          <w:b w:val="0"/>
+          <w:i w:val="0"/>
+          <w:sz w:val="22"/>
+        </w:rPr>
+        <w:t xml:space="preserve">Perlu disadari bahwa permukaan fungsi kerugian jaringan saraf tidak cembung, sehingga tidak ada jaminan minimum yang ditemukan adalah minimum global. Praktik yang lazim menjalankan pelatihan beberapa kali dengan bobot awal berbeda dan memilih hasil terbaik menurut data pengujian.</w:t>
+      </w:r>
+      <w:r>
+        <w:rPr>
+          <w:rFonts w:ascii="Arial" w:hAnsi="Arial" w:cs="Arial"/>
+          <w:b w:val="0"/>
+          <w:i w:val="0"/>
+          <w:sz w:val="22"/>
+        </w:rPr>
+        <w:t xml:space="preserve"> Hubungan ini dirangkum dalam Persamaan (1).</w:t>
+      </w:r>
+    </w:p>
+    <w:p>
+      <w:pPr>
+        <w:spacing w:before="40" w:after="120"/>
+        <w:jc w:val="center"/>
+      </w:pPr>
+      <w:r>
+        <w:rPr>
+          <w:rFonts w:ascii="Arial" w:hAnsi="Arial" w:cs="Arial"/>
+          <w:b/>
+          <w:i/>
+          <w:color w:val="305496"/>
+          <w:sz w:val="22"/>
+        </w:rPr>
+        <w:t xml:space="preserve">w := w - η·dL/dw   |   permukaan tidak cembung, minimum global tidak dijamin</w:t>
+      </w:r>
+      <w:r>
+        <w:rPr>
+          <w:rFonts w:ascii="Arial" w:hAnsi="Arial" w:cs="Arial"/>
+          <w:b/>
+          <w:i/>
+          <w:color w:val="305496"/>
+          <w:sz w:val="22"/>
+        </w:rPr>
+        <w:t xml:space="preserve">   (1)</w:t>
       </w:r>
     </w:p>
     <w:p>
@@ -3524,7 +3614,7 @@
           <w:color w:val="305496"/>
           <w:sz w:val="22"/>
         </w:rPr>
-        <w:t xml:space="preserve">bersihkan -&gt; selaraskan waktu -&gt; pastikan seluruh rentang terwakili</w:t>
+        <w:t xml:space="preserve">bersihkan → selaraskan waktu → pastikan seluruh rentang terwakili</w:t>
       </w:r>
     </w:p>
     <w:p>
@@ -3820,6 +3910,15 @@
         </w:rPr>
         <w:t xml:space="preserve">Penurunan berikut memperlihatkan asal-usul aturan pembaruan bobot pada kasus paling sederhana, agar tidak diperlakukan sebagai rumus ajaib.</w:t>
       </w:r>
+      <w:r>
+        <w:rPr>
+          <w:rFonts w:ascii="Arial" w:hAnsi="Arial" w:cs="Arial"/>
+          <w:b w:val="0"/>
+          <w:i w:val="0"/>
+          <w:sz w:val="22"/>
+        </w:rPr>
+        <w:t xml:space="preserve"> Bentuk ringkasnya dituliskan pada Persamaan (2).</w:t>
+      </w:r>
     </w:p>
     <w:p>
       <w:pPr>
@@ -3849,44 +3948,8 @@
           <w:color w:val="305496"/>
           <w:sz w:val="22"/>
         </w:rPr>
-        <w:t xml:space="preserve">z = w*x + b,  y = f(z)</w:t>
-      </w:r>
-    </w:p>
-    <w:p>
-      <w:pPr>
-        <w:spacing w:line="360" w:lineRule="auto" w:after="120"/>
-        <w:jc w:val="both"/>
-      </w:pPr>
-      <w:r>
-        <w:rPr>
-          <w:rFonts w:ascii="Arial" w:hAnsi="Arial" w:cs="Arial"/>
-          <w:b w:val="0"/>
-          <w:i w:val="0"/>
-          <w:sz w:val="22"/>
-        </w:rPr>
-        <w:t xml:space="preserve">Dua tahap: penjumlahan berbobot lalu aktivasi.</w:t>
-      </w:r>
-    </w:p>
-    <w:p>
-      <w:pPr>
-        <w:spacing w:line="360" w:lineRule="auto" w:after="120"/>
-        <w:jc w:val="both"/>
-      </w:pPr>
-      <w:r>
-        <w:rPr>
-          <w:rFonts w:ascii="Arial" w:hAnsi="Arial" w:cs="Arial"/>
-          <w:b w:val="0"/>
-          <w:i w:val="0"/>
-          <w:sz w:val="22"/>
-        </w:rPr>
-        <w:t xml:space="preserve">2. Fungsi kerugian</w:t>
-      </w:r>
-    </w:p>
-    <w:p>
-      <w:pPr>
-        <w:spacing w:before="40" w:after="120"/>
-        <w:jc w:val="center"/>
-      </w:pPr>
+        <w:t xml:space="preserve">z = w·x + b,  y = f(z)</w:t>
+      </w:r>
       <w:r>
         <w:rPr>
           <w:rFonts w:ascii="Arial" w:hAnsi="Arial" w:cs="Arial"/>
@@ -3895,37 +3958,46 @@
           <w:color w:val="305496"/>
           <w:sz w:val="22"/>
         </w:rPr>
-        <w:t xml:space="preserve">L = 0,5*(y - t)^2</w:t>
-      </w:r>
-    </w:p>
-    <w:p>
-      <w:pPr>
-        <w:spacing w:line="360" w:lineRule="auto" w:after="120"/>
-        <w:jc w:val="both"/>
-      </w:pPr>
-      <w:r>
-        <w:rPr>
-          <w:rFonts w:ascii="Arial" w:hAnsi="Arial" w:cs="Arial"/>
-          <w:b w:val="0"/>
-          <w:i w:val="0"/>
-          <w:sz w:val="22"/>
-        </w:rPr>
-        <w:t xml:space="preserve">Setengah galat kuadrat; faktor setengah dipakai agar turunannya rapi.</w:t>
-      </w:r>
-    </w:p>
-    <w:p>
-      <w:pPr>
-        <w:spacing w:line="360" w:lineRule="auto" w:after="120"/>
-        <w:jc w:val="both"/>
-      </w:pPr>
-      <w:r>
-        <w:rPr>
-          <w:rFonts w:ascii="Arial" w:hAnsi="Arial" w:cs="Arial"/>
-          <w:b w:val="0"/>
-          <w:i w:val="0"/>
-          <w:sz w:val="22"/>
-        </w:rPr>
-        <w:t xml:space="preserve">3. Turunan terhadap keluaran</w:t>
+        <w:t xml:space="preserve">   (2)</w:t>
+      </w:r>
+    </w:p>
+    <w:p>
+      <w:pPr>
+        <w:spacing w:line="360" w:lineRule="auto" w:after="120"/>
+        <w:jc w:val="both"/>
+      </w:pPr>
+      <w:r>
+        <w:rPr>
+          <w:rFonts w:ascii="Arial" w:hAnsi="Arial" w:cs="Arial"/>
+          <w:b w:val="0"/>
+          <w:i w:val="0"/>
+          <w:sz w:val="22"/>
+        </w:rPr>
+        <w:t xml:space="preserve">Dua tahap: penjumlahan berbobot lalu aktivasi.</w:t>
+      </w:r>
+      <w:r>
+        <w:rPr>
+          <w:rFonts w:ascii="Arial" w:hAnsi="Arial" w:cs="Arial"/>
+          <w:b w:val="0"/>
+          <w:i w:val="0"/>
+          <w:sz w:val="22"/>
+        </w:rPr>
+        <w:t xml:space="preserve"> Persamaan (3) memadatkan aturan tersebut.</w:t>
+      </w:r>
+    </w:p>
+    <w:p>
+      <w:pPr>
+        <w:spacing w:line="360" w:lineRule="auto" w:after="120"/>
+        <w:jc w:val="both"/>
+      </w:pPr>
+      <w:r>
+        <w:rPr>
+          <w:rFonts w:ascii="Arial" w:hAnsi="Arial" w:cs="Arial"/>
+          <w:b w:val="0"/>
+          <w:i w:val="0"/>
+          <w:sz w:val="22"/>
+        </w:rPr>
+        <w:t xml:space="preserve">2. Fungsi kerugian</w:t>
       </w:r>
     </w:p>
     <w:p>
@@ -3941,44 +4013,8 @@
           <w:color w:val="305496"/>
           <w:sz w:val="22"/>
         </w:rPr>
-        <w:t xml:space="preserve">dL/dy = y - t</w:t>
-      </w:r>
-    </w:p>
-    <w:p>
-      <w:pPr>
-        <w:spacing w:line="360" w:lineRule="auto" w:after="120"/>
-        <w:jc w:val="both"/>
-      </w:pPr>
-      <w:r>
-        <w:rPr>
-          <w:rFonts w:ascii="Arial" w:hAnsi="Arial" w:cs="Arial"/>
-          <w:b w:val="0"/>
-          <w:i w:val="0"/>
-          <w:sz w:val="22"/>
-        </w:rPr>
-        <w:t xml:space="preserve">Selisih antara keluaran jaringan dan target.</w:t>
-      </w:r>
-    </w:p>
-    <w:p>
-      <w:pPr>
-        <w:spacing w:line="360" w:lineRule="auto" w:after="120"/>
-        <w:jc w:val="both"/>
-      </w:pPr>
-      <w:r>
-        <w:rPr>
-          <w:rFonts w:ascii="Arial" w:hAnsi="Arial" w:cs="Arial"/>
-          <w:b w:val="0"/>
-          <w:i w:val="0"/>
-          <w:sz w:val="22"/>
-        </w:rPr>
-        <w:t xml:space="preserve">4. Turunan aktivasi</w:t>
-      </w:r>
-    </w:p>
-    <w:p>
-      <w:pPr>
-        <w:spacing w:before="40" w:after="120"/>
-        <w:jc w:val="center"/>
-      </w:pPr>
+        <w:t xml:space="preserve">L = 0,5·(y - t)</w:t>
+      </w:r>
       <w:r>
         <w:rPr>
           <w:rFonts w:ascii="Arial" w:hAnsi="Arial" w:cs="Arial"/>
@@ -3986,45 +4022,10 @@
           <w:i/>
           <w:color w:val="305496"/>
           <w:sz w:val="22"/>
-        </w:rPr>
-        <w:t xml:space="preserve">dy/dz = f'(z)</w:t>
-      </w:r>
-    </w:p>
-    <w:p>
-      <w:pPr>
-        <w:spacing w:line="360" w:lineRule="auto" w:after="120"/>
-        <w:jc w:val="both"/>
-      </w:pPr>
-      <w:r>
-        <w:rPr>
-          <w:rFonts w:ascii="Arial" w:hAnsi="Arial" w:cs="Arial"/>
-          <w:b w:val="0"/>
-          <w:i w:val="0"/>
-          <w:sz w:val="22"/>
-        </w:rPr>
-        <w:t xml:space="preserve">Bergantung fungsi aktivasi yang dipakai.</w:t>
-      </w:r>
-    </w:p>
-    <w:p>
-      <w:pPr>
-        <w:spacing w:line="360" w:lineRule="auto" w:after="120"/>
-        <w:jc w:val="both"/>
-      </w:pPr>
-      <w:r>
-        <w:rPr>
-          <w:rFonts w:ascii="Arial" w:hAnsi="Arial" w:cs="Arial"/>
-          <w:b w:val="0"/>
-          <w:i w:val="0"/>
-          <w:sz w:val="22"/>
-        </w:rPr>
-        <w:t xml:space="preserve">5. Turunan terhadap masukan bersih</w:t>
-      </w:r>
-    </w:p>
-    <w:p>
-      <w:pPr>
-        <w:spacing w:before="40" w:after="120"/>
-        <w:jc w:val="center"/>
-      </w:pPr>
+          <w:vertAlign w:val="superscript"/>
+        </w:rPr>
+        <w:t xml:space="preserve">2</w:t>
+      </w:r>
       <w:r>
         <w:rPr>
           <w:rFonts w:ascii="Arial" w:hAnsi="Arial" w:cs="Arial"/>
@@ -4033,37 +4034,37 @@
           <w:color w:val="305496"/>
           <w:sz w:val="22"/>
         </w:rPr>
-        <w:t xml:space="preserve">dL/dz = (y - t)*f'(z)</w:t>
-      </w:r>
-    </w:p>
-    <w:p>
-      <w:pPr>
-        <w:spacing w:line="360" w:lineRule="auto" w:after="120"/>
-        <w:jc w:val="both"/>
-      </w:pPr>
-      <w:r>
-        <w:rPr>
-          <w:rFonts w:ascii="Arial" w:hAnsi="Arial" w:cs="Arial"/>
-          <w:b w:val="0"/>
-          <w:i w:val="0"/>
-          <w:sz w:val="22"/>
-        </w:rPr>
-        <w:t xml:space="preserve">Aturan rantai tahap pertama; besaran ini disebut galat lokal.</w:t>
-      </w:r>
-    </w:p>
-    <w:p>
-      <w:pPr>
-        <w:spacing w:line="360" w:lineRule="auto" w:after="120"/>
-        <w:jc w:val="both"/>
-      </w:pPr>
-      <w:r>
-        <w:rPr>
-          <w:rFonts w:ascii="Arial" w:hAnsi="Arial" w:cs="Arial"/>
-          <w:b w:val="0"/>
-          <w:i w:val="0"/>
-          <w:sz w:val="22"/>
-        </w:rPr>
-        <w:t xml:space="preserve">6. Turunan terhadap bobot</w:t>
+        <w:t xml:space="preserve">   (3)</w:t>
+      </w:r>
+    </w:p>
+    <w:p>
+      <w:pPr>
+        <w:spacing w:line="360" w:lineRule="auto" w:after="120"/>
+        <w:jc w:val="both"/>
+      </w:pPr>
+      <w:r>
+        <w:rPr>
+          <w:rFonts w:ascii="Arial" w:hAnsi="Arial" w:cs="Arial"/>
+          <w:b w:val="0"/>
+          <w:i w:val="0"/>
+          <w:sz w:val="22"/>
+        </w:rPr>
+        <w:t xml:space="preserve">Setengah galat kuadrat; faktor setengah dipakai agar turunannya rapi.</w:t>
+      </w:r>
+    </w:p>
+    <w:p>
+      <w:pPr>
+        <w:spacing w:line="360" w:lineRule="auto" w:after="120"/>
+        <w:jc w:val="both"/>
+      </w:pPr>
+      <w:r>
+        <w:rPr>
+          <w:rFonts w:ascii="Arial" w:hAnsi="Arial" w:cs="Arial"/>
+          <w:b w:val="0"/>
+          <w:i w:val="0"/>
+          <w:sz w:val="22"/>
+        </w:rPr>
+        <w:t xml:space="preserve">3. Turunan terhadap keluaran</w:t>
       </w:r>
     </w:p>
     <w:p>
@@ -4079,37 +4080,37 @@
           <w:color w:val="305496"/>
           <w:sz w:val="22"/>
         </w:rPr>
-        <w:t xml:space="preserve">dL/dw = (y - t)*f'(z)*x</w:t>
-      </w:r>
-    </w:p>
-    <w:p>
-      <w:pPr>
-        <w:spacing w:line="360" w:lineRule="auto" w:after="120"/>
-        <w:jc w:val="both"/>
-      </w:pPr>
-      <w:r>
-        <w:rPr>
-          <w:rFonts w:ascii="Arial" w:hAnsi="Arial" w:cs="Arial"/>
-          <w:b w:val="0"/>
-          <w:i w:val="0"/>
-          <w:sz w:val="22"/>
-        </w:rPr>
-        <w:t xml:space="preserve">Aturan rantai tahap kedua, karena dz/dw = x.</w:t>
-      </w:r>
-    </w:p>
-    <w:p>
-      <w:pPr>
-        <w:spacing w:line="360" w:lineRule="auto" w:after="120"/>
-        <w:jc w:val="both"/>
-      </w:pPr>
-      <w:r>
-        <w:rPr>
-          <w:rFonts w:ascii="Arial" w:hAnsi="Arial" w:cs="Arial"/>
-          <w:b w:val="0"/>
-          <w:i w:val="0"/>
-          <w:sz w:val="22"/>
-        </w:rPr>
-        <w:t xml:space="preserve">7. Aturan pembaruan</w:t>
+        <w:t xml:space="preserve">dL/dy = y - t</w:t>
+      </w:r>
+    </w:p>
+    <w:p>
+      <w:pPr>
+        <w:spacing w:line="360" w:lineRule="auto" w:after="120"/>
+        <w:jc w:val="both"/>
+      </w:pPr>
+      <w:r>
+        <w:rPr>
+          <w:rFonts w:ascii="Arial" w:hAnsi="Arial" w:cs="Arial"/>
+          <w:b w:val="0"/>
+          <w:i w:val="0"/>
+          <w:sz w:val="22"/>
+        </w:rPr>
+        <w:t xml:space="preserve">Selisih antara keluaran jaringan dan target.</w:t>
+      </w:r>
+    </w:p>
+    <w:p>
+      <w:pPr>
+        <w:spacing w:line="360" w:lineRule="auto" w:after="120"/>
+        <w:jc w:val="both"/>
+      </w:pPr>
+      <w:r>
+        <w:rPr>
+          <w:rFonts w:ascii="Arial" w:hAnsi="Arial" w:cs="Arial"/>
+          <w:b w:val="0"/>
+          <w:i w:val="0"/>
+          <w:sz w:val="22"/>
+        </w:rPr>
+        <w:t xml:space="preserve">4. Turunan aktivasi</w:t>
       </w:r>
     </w:p>
     <w:p>
@@ -4125,7 +4126,202 @@
           <w:color w:val="305496"/>
           <w:sz w:val="22"/>
         </w:rPr>
-        <w:t xml:space="preserve">w := w - eta*(y - t)*f'(z)*x</w:t>
+        <w:t xml:space="preserve">dy/dz = f'(z)</w:t>
+      </w:r>
+    </w:p>
+    <w:p>
+      <w:pPr>
+        <w:spacing w:line="360" w:lineRule="auto" w:after="120"/>
+        <w:jc w:val="both"/>
+      </w:pPr>
+      <w:r>
+        <w:rPr>
+          <w:rFonts w:ascii="Arial" w:hAnsi="Arial" w:cs="Arial"/>
+          <w:b w:val="0"/>
+          <w:i w:val="0"/>
+          <w:sz w:val="22"/>
+        </w:rPr>
+        <w:t xml:space="preserve">Bergantung fungsi aktivasi yang dipakai.</w:t>
+      </w:r>
+      <w:r>
+        <w:rPr>
+          <w:rFonts w:ascii="Arial" w:hAnsi="Arial" w:cs="Arial"/>
+          <w:b w:val="0"/>
+          <w:i w:val="0"/>
+          <w:sz w:val="22"/>
+        </w:rPr>
+        <w:t xml:space="preserve"> Rangkuman kuantitatifnya tertulis pada Persamaan (4).</w:t>
+      </w:r>
+    </w:p>
+    <w:p>
+      <w:pPr>
+        <w:spacing w:line="360" w:lineRule="auto" w:after="120"/>
+        <w:jc w:val="both"/>
+      </w:pPr>
+      <w:r>
+        <w:rPr>
+          <w:rFonts w:ascii="Arial" w:hAnsi="Arial" w:cs="Arial"/>
+          <w:b w:val="0"/>
+          <w:i w:val="0"/>
+          <w:sz w:val="22"/>
+        </w:rPr>
+        <w:t xml:space="preserve">5. Turunan terhadap masukan bersih</w:t>
+      </w:r>
+    </w:p>
+    <w:p>
+      <w:pPr>
+        <w:spacing w:before="40" w:after="120"/>
+        <w:jc w:val="center"/>
+      </w:pPr>
+      <w:r>
+        <w:rPr>
+          <w:rFonts w:ascii="Arial" w:hAnsi="Arial" w:cs="Arial"/>
+          <w:b/>
+          <w:i/>
+          <w:color w:val="305496"/>
+          <w:sz w:val="22"/>
+        </w:rPr>
+        <w:t xml:space="preserve">dL/dz = (y - t)·f'(z)</w:t>
+      </w:r>
+      <w:r>
+        <w:rPr>
+          <w:rFonts w:ascii="Arial" w:hAnsi="Arial" w:cs="Arial"/>
+          <w:b/>
+          <w:i/>
+          <w:color w:val="305496"/>
+          <w:sz w:val="22"/>
+        </w:rPr>
+        <w:t xml:space="preserve">   (4)</w:t>
+      </w:r>
+    </w:p>
+    <w:p>
+      <w:pPr>
+        <w:spacing w:line="360" w:lineRule="auto" w:after="120"/>
+        <w:jc w:val="both"/>
+      </w:pPr>
+      <w:r>
+        <w:rPr>
+          <w:rFonts w:ascii="Arial" w:hAnsi="Arial" w:cs="Arial"/>
+          <w:b w:val="0"/>
+          <w:i w:val="0"/>
+          <w:sz w:val="22"/>
+        </w:rPr>
+        <w:t xml:space="preserve">Aturan rantai tahap pertama; besaran ini disebut galat lokal.</w:t>
+      </w:r>
+      <w:r>
+        <w:rPr>
+          <w:rFonts w:ascii="Arial" w:hAnsi="Arial" w:cs="Arial"/>
+          <w:b w:val="0"/>
+          <w:i w:val="0"/>
+          <w:sz w:val="22"/>
+        </w:rPr>
+        <w:t xml:space="preserve"> Hubungan ini dirangkum dalam Persamaan (5).</w:t>
+      </w:r>
+    </w:p>
+    <w:p>
+      <w:pPr>
+        <w:spacing w:line="360" w:lineRule="auto" w:after="120"/>
+        <w:jc w:val="both"/>
+      </w:pPr>
+      <w:r>
+        <w:rPr>
+          <w:rFonts w:ascii="Arial" w:hAnsi="Arial" w:cs="Arial"/>
+          <w:b w:val="0"/>
+          <w:i w:val="0"/>
+          <w:sz w:val="22"/>
+        </w:rPr>
+        <w:t xml:space="preserve">6. Turunan terhadap bobot</w:t>
+      </w:r>
+    </w:p>
+    <w:p>
+      <w:pPr>
+        <w:spacing w:before="40" w:after="120"/>
+        <w:jc w:val="center"/>
+      </w:pPr>
+      <w:r>
+        <w:rPr>
+          <w:rFonts w:ascii="Arial" w:hAnsi="Arial" w:cs="Arial"/>
+          <w:b/>
+          <w:i/>
+          <w:color w:val="305496"/>
+          <w:sz w:val="22"/>
+        </w:rPr>
+        <w:t xml:space="preserve">dL/dw = (y - t)·f'(z)·x</w:t>
+      </w:r>
+      <w:r>
+        <w:rPr>
+          <w:rFonts w:ascii="Arial" w:hAnsi="Arial" w:cs="Arial"/>
+          <w:b/>
+          <w:i/>
+          <w:color w:val="305496"/>
+          <w:sz w:val="22"/>
+        </w:rPr>
+        <w:t xml:space="preserve">   (5)</w:t>
+      </w:r>
+    </w:p>
+    <w:p>
+      <w:pPr>
+        <w:spacing w:line="360" w:lineRule="auto" w:after="120"/>
+        <w:jc w:val="both"/>
+      </w:pPr>
+      <w:r>
+        <w:rPr>
+          <w:rFonts w:ascii="Arial" w:hAnsi="Arial" w:cs="Arial"/>
+          <w:b w:val="0"/>
+          <w:i w:val="0"/>
+          <w:sz w:val="22"/>
+        </w:rPr>
+        <w:t xml:space="preserve">Aturan rantai tahap kedua, karena dz/dw = x.</w:t>
+      </w:r>
+      <w:r>
+        <w:rPr>
+          <w:rFonts w:ascii="Arial" w:hAnsi="Arial" w:cs="Arial"/>
+          <w:b w:val="0"/>
+          <w:i w:val="0"/>
+          <w:sz w:val="22"/>
+        </w:rPr>
+        <w:t xml:space="preserve"> Bentuk ringkasnya dituliskan pada Persamaan (6).</w:t>
+      </w:r>
+    </w:p>
+    <w:p>
+      <w:pPr>
+        <w:spacing w:line="360" w:lineRule="auto" w:after="120"/>
+        <w:jc w:val="both"/>
+      </w:pPr>
+      <w:r>
+        <w:rPr>
+          <w:rFonts w:ascii="Arial" w:hAnsi="Arial" w:cs="Arial"/>
+          <w:b w:val="0"/>
+          <w:i w:val="0"/>
+          <w:sz w:val="22"/>
+        </w:rPr>
+        <w:t xml:space="preserve">7. Aturan pembaruan</w:t>
+      </w:r>
+    </w:p>
+    <w:p>
+      <w:pPr>
+        <w:spacing w:before="40" w:after="120"/>
+        <w:jc w:val="center"/>
+      </w:pPr>
+      <w:r>
+        <w:rPr>
+          <w:rFonts w:ascii="Arial" w:hAnsi="Arial" w:cs="Arial"/>
+          <w:b/>
+          <w:i/>
+          <w:color w:val="305496"/>
+          <w:sz w:val="22"/>
+        </w:rPr>
+        <w:t xml:space="preserve">w := w - η·(y - t)·f'(z)·x</w:t>
+      </w:r>
+      <w:r>
+        <w:rPr>
+          <w:rFonts w:ascii="Arial" w:hAnsi="Arial" w:cs="Arial"/>
+          <w:b/>
+          <w:i/>
+          <w:color w:val="305496"/>
+          <w:sz w:val="22"/>
+        </w:rPr>
+        <w:t xml:space="preserve">   (6)</w:t>
       </w:r>
     </w:p>
     <w:p>
@@ -4156,6 +4352,15 @@
           <w:sz w:val="22"/>
         </w:rPr>
         <w:t xml:space="preserve">Perhatikan kemunculan f'(z) pada rumus akhir. Bila fungsi aktivasi jenuh, misalnya sigmoid pada masukan besar, turunannya mendekati nol sehingga bobot hampir tidak bergerak meskipun galatnya besar. Inilah asal masalah gradien yang meredup, dan alasan fungsi rectified linear banyak dipakai pada jaringan dalam.</w:t>
+      </w:r>
+      <w:r>
+        <w:rPr>
+          <w:rFonts w:ascii="Arial" w:hAnsi="Arial" w:cs="Arial"/>
+          <w:b w:val="0"/>
+          <w:i w:val="0"/>
+          <w:sz w:val="22"/>
+        </w:rPr>
+        <w:t xml:space="preserve"> Persamaan (7) memadatkan aturan tersebut.</w:t>
       </w:r>
     </w:p>
     <w:p>
@@ -4193,7 +4398,7 @@
           <w:i w:val="0"/>
           <w:sz w:val="22"/>
         </w:rPr>
-        <w:t xml:space="preserve">Diketahui: Satu neuron dengan masukan x = 2,0 ; bobot w = 0,5 ; bias b = 0,1 · Fungsi aktivasi sigmoid, f(z) = 1/(1 + exp(-z)) dengan f'(z) = f(z)*(1 - f(z)) · Target t = 0,0 dan laju pembelajaran eta = 0,5</w:t>
+        <w:t xml:space="preserve">Diketahui: Satu neuron dengan masukan x = 2,0 ; bobot w = 0,5 ; bias b = 0,1 · Fungsi aktivasi sigmoid, f(z) = 1/(1 + exp(-z)) dengan f'(z) = f(z)·(1 - f(z)) · Target t = 0,0 dan laju pembelajaran η = 0,5</w:t>
       </w:r>
     </w:p>
     <w:p>
@@ -4224,44 +4429,8 @@
           <w:color w:val="305496"/>
           <w:sz w:val="22"/>
         </w:rPr>
-        <w:t xml:space="preserve">z = 0,5*2,0 + 0,1 = 1,1</w:t>
-      </w:r>
-    </w:p>
-    <w:p>
-      <w:pPr>
-        <w:spacing w:line="360" w:lineRule="auto" w:after="120"/>
-        <w:jc w:val="both"/>
-      </w:pPr>
-      <w:r>
-        <w:rPr>
-          <w:rFonts w:ascii="Arial" w:hAnsi="Arial" w:cs="Arial"/>
-          <w:b w:val="0"/>
-          <w:i w:val="0"/>
-          <w:sz w:val="22"/>
-        </w:rPr>
-        <w:t xml:space="preserve">Penjumlahan berbobot ditambah bias.</w:t>
-      </w:r>
-    </w:p>
-    <w:p>
-      <w:pPr>
-        <w:spacing w:line="360" w:lineRule="auto" w:after="120"/>
-        <w:jc w:val="both"/>
-      </w:pPr>
-      <w:r>
-        <w:rPr>
-          <w:rFonts w:ascii="Arial" w:hAnsi="Arial" w:cs="Arial"/>
-          <w:b w:val="0"/>
-          <w:i w:val="0"/>
-          <w:sz w:val="22"/>
-        </w:rPr>
-        <w:t xml:space="preserve">2. Hitung keluaran</w:t>
-      </w:r>
-    </w:p>
-    <w:p>
-      <w:pPr>
-        <w:spacing w:before="40" w:after="120"/>
-        <w:jc w:val="center"/>
-      </w:pPr>
+        <w:t xml:space="preserve">z = 0,5·2,0 + 0,1 = 1,1</w:t>
+      </w:r>
       <w:r>
         <w:rPr>
           <w:rFonts w:ascii="Arial" w:hAnsi="Arial" w:cs="Arial"/>
@@ -4270,37 +4439,46 @@
           <w:color w:val="305496"/>
           <w:sz w:val="22"/>
         </w:rPr>
-        <w:t xml:space="preserve">y = 1/(1 + exp(-1,1)) = 0,750260</w:t>
-      </w:r>
-    </w:p>
-    <w:p>
-      <w:pPr>
-        <w:spacing w:line="360" w:lineRule="auto" w:after="120"/>
-        <w:jc w:val="both"/>
-      </w:pPr>
-      <w:r>
-        <w:rPr>
-          <w:rFonts w:ascii="Arial" w:hAnsi="Arial" w:cs="Arial"/>
-          <w:b w:val="0"/>
-          <w:i w:val="0"/>
-          <w:sz w:val="22"/>
-        </w:rPr>
-        <w:t xml:space="preserve">exp(-1,1) = 0,332871 sehingga y = 1/1,332871.</w:t>
-      </w:r>
-    </w:p>
-    <w:p>
-      <w:pPr>
-        <w:spacing w:line="360" w:lineRule="auto" w:after="120"/>
-        <w:jc w:val="both"/>
-      </w:pPr>
-      <w:r>
-        <w:rPr>
-          <w:rFonts w:ascii="Arial" w:hAnsi="Arial" w:cs="Arial"/>
-          <w:b w:val="0"/>
-          <w:i w:val="0"/>
-          <w:sz w:val="22"/>
-        </w:rPr>
-        <w:t xml:space="preserve">3. Hitung galat</w:t>
+        <w:t xml:space="preserve">   (7)</w:t>
+      </w:r>
+    </w:p>
+    <w:p>
+      <w:pPr>
+        <w:spacing w:line="360" w:lineRule="auto" w:after="120"/>
+        <w:jc w:val="both"/>
+      </w:pPr>
+      <w:r>
+        <w:rPr>
+          <w:rFonts w:ascii="Arial" w:hAnsi="Arial" w:cs="Arial"/>
+          <w:b w:val="0"/>
+          <w:i w:val="0"/>
+          <w:sz w:val="22"/>
+        </w:rPr>
+        <w:t xml:space="preserve">Penjumlahan berbobot ditambah bias.</w:t>
+      </w:r>
+      <w:r>
+        <w:rPr>
+          <w:rFonts w:ascii="Arial" w:hAnsi="Arial" w:cs="Arial"/>
+          <w:b w:val="0"/>
+          <w:i w:val="0"/>
+          <w:sz w:val="22"/>
+        </w:rPr>
+        <w:t xml:space="preserve"> Rangkuman kuantitatifnya tertulis pada Persamaan (8).</w:t>
+      </w:r>
+    </w:p>
+    <w:p>
+      <w:pPr>
+        <w:spacing w:line="360" w:lineRule="auto" w:after="120"/>
+        <w:jc w:val="both"/>
+      </w:pPr>
+      <w:r>
+        <w:rPr>
+          <w:rFonts w:ascii="Arial" w:hAnsi="Arial" w:cs="Arial"/>
+          <w:b w:val="0"/>
+          <w:i w:val="0"/>
+          <w:sz w:val="22"/>
+        </w:rPr>
+        <w:t xml:space="preserve">2. Hitung keluaran</w:t>
       </w:r>
     </w:p>
     <w:p>
@@ -4316,44 +4494,8 @@
           <w:color w:val="305496"/>
           <w:sz w:val="22"/>
         </w:rPr>
-        <w:t xml:space="preserve">y - t = 0,750260</w:t>
-      </w:r>
-    </w:p>
-    <w:p>
-      <w:pPr>
-        <w:spacing w:line="360" w:lineRule="auto" w:after="120"/>
-        <w:jc w:val="both"/>
-      </w:pPr>
-      <w:r>
-        <w:rPr>
-          <w:rFonts w:ascii="Arial" w:hAnsi="Arial" w:cs="Arial"/>
-          <w:b w:val="0"/>
-          <w:i w:val="0"/>
-          <w:sz w:val="22"/>
-        </w:rPr>
-        <w:t xml:space="preserve">Target nol sehingga galatnya sama dengan keluaran.</w:t>
-      </w:r>
-    </w:p>
-    <w:p>
-      <w:pPr>
-        <w:spacing w:line="360" w:lineRule="auto" w:after="120"/>
-        <w:jc w:val="both"/>
-      </w:pPr>
-      <w:r>
-        <w:rPr>
-          <w:rFonts w:ascii="Arial" w:hAnsi="Arial" w:cs="Arial"/>
-          <w:b w:val="0"/>
-          <w:i w:val="0"/>
-          <w:sz w:val="22"/>
-        </w:rPr>
-        <w:t xml:space="preserve">4. Hitung turunan aktivasi</w:t>
-      </w:r>
-    </w:p>
-    <w:p>
-      <w:pPr>
-        <w:spacing w:before="40" w:after="120"/>
-        <w:jc w:val="center"/>
-      </w:pPr>
+        <w:t xml:space="preserve">y = 1/(1 + exp(-1,1)) = 0,750260</w:t>
+      </w:r>
       <w:r>
         <w:rPr>
           <w:rFonts w:ascii="Arial" w:hAnsi="Arial" w:cs="Arial"/>
@@ -4362,37 +4504,46 @@
           <w:color w:val="305496"/>
           <w:sz w:val="22"/>
         </w:rPr>
-        <w:t xml:space="preserve">f'(z) = 0,750260*(1 - 0,750260) = 0,187370</w:t>
-      </w:r>
-    </w:p>
-    <w:p>
-      <w:pPr>
-        <w:spacing w:line="360" w:lineRule="auto" w:after="120"/>
-        <w:jc w:val="both"/>
-      </w:pPr>
-      <w:r>
-        <w:rPr>
-          <w:rFonts w:ascii="Arial" w:hAnsi="Arial" w:cs="Arial"/>
-          <w:b w:val="0"/>
-          <w:i w:val="0"/>
-          <w:sz w:val="22"/>
-        </w:rPr>
-        <w:t xml:space="preserve">Memakai sifat khas sigmoid.</w:t>
-      </w:r>
-    </w:p>
-    <w:p>
-      <w:pPr>
-        <w:spacing w:line="360" w:lineRule="auto" w:after="120"/>
-        <w:jc w:val="both"/>
-      </w:pPr>
-      <w:r>
-        <w:rPr>
-          <w:rFonts w:ascii="Arial" w:hAnsi="Arial" w:cs="Arial"/>
-          <w:b w:val="0"/>
-          <w:i w:val="0"/>
-          <w:sz w:val="22"/>
-        </w:rPr>
-        <w:t xml:space="preserve">5. Hitung galat lokal</w:t>
+        <w:t xml:space="preserve">   (8)</w:t>
+      </w:r>
+    </w:p>
+    <w:p>
+      <w:pPr>
+        <w:spacing w:line="360" w:lineRule="auto" w:after="120"/>
+        <w:jc w:val="both"/>
+      </w:pPr>
+      <w:r>
+        <w:rPr>
+          <w:rFonts w:ascii="Arial" w:hAnsi="Arial" w:cs="Arial"/>
+          <w:b w:val="0"/>
+          <w:i w:val="0"/>
+          <w:sz w:val="22"/>
+        </w:rPr>
+        <w:t xml:space="preserve">exp(-1,1) = 0,332871 sehingga y = 1/1,332871.</w:t>
+      </w:r>
+      <w:r>
+        <w:rPr>
+          <w:rFonts w:ascii="Arial" w:hAnsi="Arial" w:cs="Arial"/>
+          <w:b w:val="0"/>
+          <w:i w:val="0"/>
+          <w:sz w:val="22"/>
+        </w:rPr>
+        <w:t xml:space="preserve"> Hubungan ini dirangkum dalam Persamaan (9).</w:t>
+      </w:r>
+    </w:p>
+    <w:p>
+      <w:pPr>
+        <w:spacing w:line="360" w:lineRule="auto" w:after="120"/>
+        <w:jc w:val="both"/>
+      </w:pPr>
+      <w:r>
+        <w:rPr>
+          <w:rFonts w:ascii="Arial" w:hAnsi="Arial" w:cs="Arial"/>
+          <w:b w:val="0"/>
+          <w:i w:val="0"/>
+          <w:sz w:val="22"/>
+        </w:rPr>
+        <w:t xml:space="preserve">3. Hitung galat</w:t>
       </w:r>
     </w:p>
     <w:p>
@@ -4408,44 +4559,8 @@
           <w:color w:val="305496"/>
           <w:sz w:val="22"/>
         </w:rPr>
-        <w:t xml:space="preserve">dL/dz = 0,750260*0,187370 = 0,140597</w:t>
-      </w:r>
-    </w:p>
-    <w:p>
-      <w:pPr>
-        <w:spacing w:line="360" w:lineRule="auto" w:after="120"/>
-        <w:jc w:val="both"/>
-      </w:pPr>
-      <w:r>
-        <w:rPr>
-          <w:rFonts w:ascii="Arial" w:hAnsi="Arial" w:cs="Arial"/>
-          <w:b w:val="0"/>
-          <w:i w:val="0"/>
-          <w:sz w:val="22"/>
-        </w:rPr>
-        <w:t xml:space="preserve">Perkalian galat dengan turunan aktivasi.</w:t>
-      </w:r>
-    </w:p>
-    <w:p>
-      <w:pPr>
-        <w:spacing w:line="360" w:lineRule="auto" w:after="120"/>
-        <w:jc w:val="both"/>
-      </w:pPr>
-      <w:r>
-        <w:rPr>
-          <w:rFonts w:ascii="Arial" w:hAnsi="Arial" w:cs="Arial"/>
-          <w:b w:val="0"/>
-          <w:i w:val="0"/>
-          <w:sz w:val="22"/>
-        </w:rPr>
-        <w:t xml:space="preserve">6. Hitung gradien bobot</w:t>
-      </w:r>
-    </w:p>
-    <w:p>
-      <w:pPr>
-        <w:spacing w:before="40" w:after="120"/>
-        <w:jc w:val="center"/>
-      </w:pPr>
+        <w:t xml:space="preserve">y - t = 0,750260</w:t>
+      </w:r>
       <w:r>
         <w:rPr>
           <w:rFonts w:ascii="Arial" w:hAnsi="Arial" w:cs="Arial"/>
@@ -4454,37 +4569,46 @@
           <w:color w:val="305496"/>
           <w:sz w:val="22"/>
         </w:rPr>
-        <w:t xml:space="preserve">dL/dw = 0,140597*2,0 = 0,281194</w:t>
-      </w:r>
-    </w:p>
-    <w:p>
-      <w:pPr>
-        <w:spacing w:line="360" w:lineRule="auto" w:after="120"/>
-        <w:jc w:val="both"/>
-      </w:pPr>
-      <w:r>
-        <w:rPr>
-          <w:rFonts w:ascii="Arial" w:hAnsi="Arial" w:cs="Arial"/>
-          <w:b w:val="0"/>
-          <w:i w:val="0"/>
-          <w:sz w:val="22"/>
-        </w:rPr>
-        <w:t xml:space="preserve">Dikalikan masukan.</w:t>
-      </w:r>
-    </w:p>
-    <w:p>
-      <w:pPr>
-        <w:spacing w:line="360" w:lineRule="auto" w:after="120"/>
-        <w:jc w:val="both"/>
-      </w:pPr>
-      <w:r>
-        <w:rPr>
-          <w:rFonts w:ascii="Arial" w:hAnsi="Arial" w:cs="Arial"/>
-          <w:b w:val="0"/>
-          <w:i w:val="0"/>
-          <w:sz w:val="22"/>
-        </w:rPr>
-        <w:t xml:space="preserve">7. Perbarui bobot</w:t>
+        <w:t xml:space="preserve">   (9)</w:t>
+      </w:r>
+    </w:p>
+    <w:p>
+      <w:pPr>
+        <w:spacing w:line="360" w:lineRule="auto" w:after="120"/>
+        <w:jc w:val="both"/>
+      </w:pPr>
+      <w:r>
+        <w:rPr>
+          <w:rFonts w:ascii="Arial" w:hAnsi="Arial" w:cs="Arial"/>
+          <w:b w:val="0"/>
+          <w:i w:val="0"/>
+          <w:sz w:val="22"/>
+        </w:rPr>
+        <w:t xml:space="preserve">Target nol sehingga galatnya sama dengan keluaran.</w:t>
+      </w:r>
+      <w:r>
+        <w:rPr>
+          <w:rFonts w:ascii="Arial" w:hAnsi="Arial" w:cs="Arial"/>
+          <w:b w:val="0"/>
+          <w:i w:val="0"/>
+          <w:sz w:val="22"/>
+        </w:rPr>
+        <w:t xml:space="preserve"> Bentuk ringkasnya dituliskan pada Persamaan (10).</w:t>
+      </w:r>
+    </w:p>
+    <w:p>
+      <w:pPr>
+        <w:spacing w:line="360" w:lineRule="auto" w:after="120"/>
+        <w:jc w:val="both"/>
+      </w:pPr>
+      <w:r>
+        <w:rPr>
+          <w:rFonts w:ascii="Arial" w:hAnsi="Arial" w:cs="Arial"/>
+          <w:b w:val="0"/>
+          <w:i w:val="0"/>
+          <w:sz w:val="22"/>
+        </w:rPr>
+        <w:t xml:space="preserve">4. Hitung turunan aktivasi</w:t>
       </w:r>
     </w:p>
     <w:p>
@@ -4500,7 +4624,212 @@
           <w:color w:val="305496"/>
           <w:sz w:val="22"/>
         </w:rPr>
-        <w:t xml:space="preserve">w := 0,5 - 0,5*0,281194 = 0,359403</w:t>
+        <w:t xml:space="preserve">f'(z) = 0,750260·(1 - 0,750260) = 0,187370</w:t>
+      </w:r>
+      <w:r>
+        <w:rPr>
+          <w:rFonts w:ascii="Arial" w:hAnsi="Arial" w:cs="Arial"/>
+          <w:b/>
+          <w:i/>
+          <w:color w:val="305496"/>
+          <w:sz w:val="22"/>
+        </w:rPr>
+        <w:t xml:space="preserve">   (10)</w:t>
+      </w:r>
+    </w:p>
+    <w:p>
+      <w:pPr>
+        <w:spacing w:line="360" w:lineRule="auto" w:after="120"/>
+        <w:jc w:val="both"/>
+      </w:pPr>
+      <w:r>
+        <w:rPr>
+          <w:rFonts w:ascii="Arial" w:hAnsi="Arial" w:cs="Arial"/>
+          <w:b w:val="0"/>
+          <w:i w:val="0"/>
+          <w:sz w:val="22"/>
+        </w:rPr>
+        <w:t xml:space="preserve">Memakai sifat khas sigmoid.</w:t>
+      </w:r>
+      <w:r>
+        <w:rPr>
+          <w:rFonts w:ascii="Arial" w:hAnsi="Arial" w:cs="Arial"/>
+          <w:b w:val="0"/>
+          <w:i w:val="0"/>
+          <w:sz w:val="22"/>
+        </w:rPr>
+        <w:t xml:space="preserve"> Persamaan (11) memadatkan aturan tersebut.</w:t>
+      </w:r>
+    </w:p>
+    <w:p>
+      <w:pPr>
+        <w:spacing w:line="360" w:lineRule="auto" w:after="120"/>
+        <w:jc w:val="both"/>
+      </w:pPr>
+      <w:r>
+        <w:rPr>
+          <w:rFonts w:ascii="Arial" w:hAnsi="Arial" w:cs="Arial"/>
+          <w:b w:val="0"/>
+          <w:i w:val="0"/>
+          <w:sz w:val="22"/>
+        </w:rPr>
+        <w:t xml:space="preserve">5. Hitung galat lokal</w:t>
+      </w:r>
+    </w:p>
+    <w:p>
+      <w:pPr>
+        <w:spacing w:before="40" w:after="120"/>
+        <w:jc w:val="center"/>
+      </w:pPr>
+      <w:r>
+        <w:rPr>
+          <w:rFonts w:ascii="Arial" w:hAnsi="Arial" w:cs="Arial"/>
+          <w:b/>
+          <w:i/>
+          <w:color w:val="305496"/>
+          <w:sz w:val="22"/>
+        </w:rPr>
+        <w:t xml:space="preserve">dL/dz = 0,750260·0,187370 = 0,140597</w:t>
+      </w:r>
+      <w:r>
+        <w:rPr>
+          <w:rFonts w:ascii="Arial" w:hAnsi="Arial" w:cs="Arial"/>
+          <w:b/>
+          <w:i/>
+          <w:color w:val="305496"/>
+          <w:sz w:val="22"/>
+        </w:rPr>
+        <w:t xml:space="preserve">   (11)</w:t>
+      </w:r>
+    </w:p>
+    <w:p>
+      <w:pPr>
+        <w:spacing w:line="360" w:lineRule="auto" w:after="120"/>
+        <w:jc w:val="both"/>
+      </w:pPr>
+      <w:r>
+        <w:rPr>
+          <w:rFonts w:ascii="Arial" w:hAnsi="Arial" w:cs="Arial"/>
+          <w:b w:val="0"/>
+          <w:i w:val="0"/>
+          <w:sz w:val="22"/>
+        </w:rPr>
+        <w:t xml:space="preserve">Perkalian galat dengan turunan aktivasi.</w:t>
+      </w:r>
+      <w:r>
+        <w:rPr>
+          <w:rFonts w:ascii="Arial" w:hAnsi="Arial" w:cs="Arial"/>
+          <w:b w:val="0"/>
+          <w:i w:val="0"/>
+          <w:sz w:val="22"/>
+        </w:rPr>
+        <w:t xml:space="preserve"> Rangkuman kuantitatifnya tertulis pada Persamaan (12).</w:t>
+      </w:r>
+      <w:r>
+        <w:rPr>
+          <w:rFonts w:ascii="Arial" w:hAnsi="Arial" w:cs="Arial"/>
+          <w:b w:val="0"/>
+          <w:i w:val="0"/>
+          <w:sz w:val="22"/>
+        </w:rPr>
+        <w:t xml:space="preserve"> Hubungan ini dirangkum dalam Persamaan (13).</w:t>
+      </w:r>
+    </w:p>
+    <w:p>
+      <w:pPr>
+        <w:spacing w:line="360" w:lineRule="auto" w:after="120"/>
+        <w:jc w:val="both"/>
+      </w:pPr>
+      <w:r>
+        <w:rPr>
+          <w:rFonts w:ascii="Arial" w:hAnsi="Arial" w:cs="Arial"/>
+          <w:b w:val="0"/>
+          <w:i w:val="0"/>
+          <w:sz w:val="22"/>
+        </w:rPr>
+        <w:t xml:space="preserve">6. Hitung gradien bobot</w:t>
+      </w:r>
+    </w:p>
+    <w:p>
+      <w:pPr>
+        <w:spacing w:before="40" w:after="120"/>
+        <w:jc w:val="center"/>
+      </w:pPr>
+      <w:r>
+        <w:rPr>
+          <w:rFonts w:ascii="Arial" w:hAnsi="Arial" w:cs="Arial"/>
+          <w:b/>
+          <w:i/>
+          <w:color w:val="305496"/>
+          <w:sz w:val="22"/>
+        </w:rPr>
+        <w:t xml:space="preserve">dL/dw = 0,140597·2,0 = 0,281194</w:t>
+      </w:r>
+      <w:r>
+        <w:rPr>
+          <w:rFonts w:ascii="Arial" w:hAnsi="Arial" w:cs="Arial"/>
+          <w:b/>
+          <w:i/>
+          <w:color w:val="305496"/>
+          <w:sz w:val="22"/>
+        </w:rPr>
+        <w:t xml:space="preserve">   (12)</w:t>
+      </w:r>
+    </w:p>
+    <w:p>
+      <w:pPr>
+        <w:spacing w:line="360" w:lineRule="auto" w:after="120"/>
+        <w:jc w:val="both"/>
+      </w:pPr>
+      <w:r>
+        <w:rPr>
+          <w:rFonts w:ascii="Arial" w:hAnsi="Arial" w:cs="Arial"/>
+          <w:b w:val="0"/>
+          <w:i w:val="0"/>
+          <w:sz w:val="22"/>
+        </w:rPr>
+        <w:t xml:space="preserve">Dikalikan masukan.</w:t>
+      </w:r>
+    </w:p>
+    <w:p>
+      <w:pPr>
+        <w:spacing w:line="360" w:lineRule="auto" w:after="120"/>
+        <w:jc w:val="both"/>
+      </w:pPr>
+      <w:r>
+        <w:rPr>
+          <w:rFonts w:ascii="Arial" w:hAnsi="Arial" w:cs="Arial"/>
+          <w:b w:val="0"/>
+          <w:i w:val="0"/>
+          <w:sz w:val="22"/>
+        </w:rPr>
+        <w:t xml:space="preserve">7. Perbarui bobot</w:t>
+      </w:r>
+    </w:p>
+    <w:p>
+      <w:pPr>
+        <w:spacing w:before="40" w:after="120"/>
+        <w:jc w:val="center"/>
+      </w:pPr>
+      <w:r>
+        <w:rPr>
+          <w:rFonts w:ascii="Arial" w:hAnsi="Arial" w:cs="Arial"/>
+          <w:b/>
+          <w:i/>
+          <w:color w:val="305496"/>
+          <w:sz w:val="22"/>
+        </w:rPr>
+        <w:t xml:space="preserve">w := 0,5 - 0,5·0,281194 = 0,359403</w:t>
+      </w:r>
+      <w:r>
+        <w:rPr>
+          <w:rFonts w:ascii="Arial" w:hAnsi="Arial" w:cs="Arial"/>
+          <w:b/>
+          <w:i/>
+          <w:color w:val="305496"/>
+          <w:sz w:val="22"/>
+        </w:rPr>
+        <w:t xml:space="preserve">   (13)</w:t>
       </w:r>
     </w:p>
     <w:p>
@@ -5621,7 +5950,35 @@
           <w:i w:val="0"/>
           <w:sz w:val="22"/>
         </w:rPr>
-        <w:t xml:space="preserve">Parameter acuan: Satu neuron dengan masukan x = 1,5 ; bobot w = 0,8 ; bias b = -0,2. Fungsi aktivasi sigmoid, f(z) = 1/(1 + exp(-z)) dengan f'(z) = f(z)*(1 - f(z)). Target t = 1,0 dan laju pembelajaran eta = 0,4. Fungsi kerugian L = 0,5*(y - t)^2.</w:t>
+        <w:t xml:space="preserve">Parameter acuan: Satu neuron dengan masukan x = 1,5 ; bobot w = 0,8 ; bias b = -0,2. Fungsi aktivasi sigmoid, f(z) = 1/(1 + exp(-z)) dengan f'(z) = f(z)·(1 - f(z)). Target t = 1,0 dan laju pembelajaran η = 0,4. Fungsi kerugian L = 0,5·(y - t)</w:t>
+      </w:r>
+      <w:r>
+        <w:rPr>
+          <w:rFonts w:ascii="Arial" w:hAnsi="Arial" w:cs="Arial"/>
+          <w:b w:val="0"/>
+          <w:i w:val="0"/>
+          <w:sz w:val="22"/>
+          <w:vertAlign w:val="superscript"/>
+        </w:rPr>
+        <w:t xml:space="preserve">2</w:t>
+      </w:r>
+      <w:r>
+        <w:rPr>
+          <w:rFonts w:ascii="Arial" w:hAnsi="Arial" w:cs="Arial"/>
+          <w:b w:val="0"/>
+          <w:i w:val="0"/>
+          <w:sz w:val="22"/>
+        </w:rPr>
+        <w:t xml:space="preserve">.</w:t>
+      </w:r>
+      <w:r>
+        <w:rPr>
+          <w:rFonts w:ascii="Arial" w:hAnsi="Arial" w:cs="Arial"/>
+          <w:b w:val="0"/>
+          <w:i w:val="0"/>
+          <w:sz w:val="22"/>
+        </w:rPr>
+        <w:t xml:space="preserve"> Rinciannya dirangkum pada Tabel 1.</w:t>
       </w:r>
     </w:p>
     <w:p>
@@ -5906,7 +6263,7 @@
                 <w:i w:val="0"/>
                 <w:sz w:val="19"/>
               </w:rPr>
-              <w:t xml:space="preserve">eta</w:t>
+              <w:t xml:space="preserve">η</w:t>
             </w:r>
           </w:p>
         </w:tc>
@@ -5970,7 +6327,7 @@
           <w:i w:val="0"/>
           <w:sz w:val="22"/>
         </w:rPr>
-        <w:t xml:space="preserve">–  PETUNJUK: Langkah: 1) tulis z = w*x + b. 2) masukkan w = 0,8 dan x = 1,5. 3) tambahkan bias b = -0,2.</w:t>
+        <w:t xml:space="preserve">–  PETUNJUK: Langkah: 1) tulis z = w·x + b. 2) masukkan w = 0,8 dan x = 1,5. 3) tambahkan bias b = -0,2.</w:t>
       </w:r>
     </w:p>
     <w:p>

--- a/Sistem-Kendali-Cerdas/Modul-Word/Modul-12-Sistem-Kontrol-Artificial-Neural-Network.docx
+++ b/Sistem-Kendali-Cerdas/Modul-Word/Modul-12-Sistem-Kontrol-Artificial-Neural-Network.docx
@@ -2823,6 +2823,15 @@
         </w:rPr>
         <w:t xml:space="preserve">Untuk keperluan kontrol, sifat keluaran menjadi pertimbangan tersendiri. Keluaran yang terbatas secara alami memberi lapisan pengaman tambahan, sedangkan keluaran tak terbatas menuntut pembatasan eksplisit sebelum diteruskan ke actuator.</w:t>
       </w:r>
+      <w:r>
+        <w:rPr>
+          <w:rFonts w:ascii="Arial" w:hAnsi="Arial" w:cs="Arial"/>
+          <w:b w:val="0"/>
+          <w:i w:val="0"/>
+          <w:sz w:val="22"/>
+        </w:rPr>
+        <w:t xml:space="preserve"> Hubungan ini dirangkum dalam Persamaan (1).</w:t>
+      </w:r>
     </w:p>
     <w:p>
       <w:pPr>
@@ -2901,97 +2910,6 @@
         </w:rPr>
         <w:t xml:space="preserve">) + b)   |   tanpa f nonlinier, kedalaman tidak berarti</w:t>
       </w:r>
-    </w:p>
-    <w:p>
-      <w:pPr>
-        <w:keepNext/>
-        <w:spacing w:before="200" w:after="80"/>
-      </w:pPr>
-      <w:r>
-        <w:rPr>
-          <w:rFonts w:ascii="Arial" w:hAnsi="Arial" w:cs="Arial"/>
-          <w:b/>
-          <w:i w:val="0"/>
-          <w:color w:val="2E4A7A"/>
-          <w:sz w:val="24"/>
-        </w:rPr>
-        <w:t xml:space="preserve">Pelatihan sebagai Persoalan Pengoptimalan</w:t>
-      </w:r>
-    </w:p>
-    <w:p>
-      <w:pPr>
-        <w:spacing w:line="360" w:lineRule="auto" w:after="120"/>
-        <w:jc w:val="both"/>
-      </w:pPr>
-      <w:r>
-        <w:rPr>
-          <w:rFonts w:ascii="Arial" w:hAnsi="Arial" w:cs="Arial"/>
-          <w:b w:val="0"/>
-          <w:i w:val="0"/>
-          <w:sz w:val="22"/>
-        </w:rPr>
-        <w:t xml:space="preserve">Melatih jaringan berarti mencari bobot yang meminimumkan selisih antara keluaran jaringan dan keluaran yang dikehendaki pada data pelatihan. Selisih itu dirangkum dalam satu bilangan yang disebut fungsi kerugian, umumnya berupa galat kuadrat rata-rata untuk persoalan regresi.</w:t>
-      </w:r>
-    </w:p>
-    <w:p>
-      <w:pPr>
-        <w:spacing w:line="360" w:lineRule="auto" w:after="120"/>
-        <w:jc w:val="both"/>
-      </w:pPr>
-      <w:r>
-        <w:rPr>
-          <w:rFonts w:ascii="Arial" w:hAnsi="Arial" w:cs="Arial"/>
-          <w:b w:val="0"/>
-          <w:i w:val="0"/>
-          <w:sz w:val="22"/>
-        </w:rPr>
-        <w:t xml:space="preserve">Pencariannya dilakukan bertahap dengan menuruni gradien. Perambatan balik menghitung turunan fungsi kerugian terhadap setiap bobot secara efisien dengan menerapkan aturan rantai dari lapisan keluaran mundur ke lapisan masukan, lalu setiap bobot digeser berlawanan arah gradiennya.</w:t>
-      </w:r>
-    </w:p>
-    <w:p>
-      <w:pPr>
-        <w:spacing w:line="360" w:lineRule="auto" w:after="120"/>
-        <w:jc w:val="both"/>
-      </w:pPr>
-      <w:r>
-        <w:rPr>
-          <w:rFonts w:ascii="Arial" w:hAnsi="Arial" w:cs="Arial"/>
-          <w:b w:val="0"/>
-          <w:i w:val="0"/>
-          <w:sz w:val="22"/>
-        </w:rPr>
-        <w:t xml:space="preserve">Besar langkah penggeseran, yang disebut laju pembelajaran, menentukan perilaku pelatihan. Terlalu besar membuat proses melompati minimum dan berayun atau bahkan menyimpang. Terlalu kecil membuat pelatihan sangat lambat dan mudah terjebak di daerah datar.</w:t>
-      </w:r>
-    </w:p>
-    <w:p>
-      <w:pPr>
-        <w:spacing w:line="360" w:lineRule="auto" w:after="120"/>
-        <w:jc w:val="both"/>
-      </w:pPr>
-      <w:r>
-        <w:rPr>
-          <w:rFonts w:ascii="Arial" w:hAnsi="Arial" w:cs="Arial"/>
-          <w:b w:val="0"/>
-          <w:i w:val="0"/>
-          <w:sz w:val="22"/>
-        </w:rPr>
-        <w:t xml:space="preserve">Perlu disadari bahwa permukaan fungsi kerugian jaringan saraf tidak cembung, sehingga tidak ada jaminan minimum yang ditemukan adalah minimum global. Praktik yang lazim menjalankan pelatihan beberapa kali dengan bobot awal berbeda dan memilih hasil terbaik menurut data pengujian.</w:t>
-      </w:r>
-      <w:r>
-        <w:rPr>
-          <w:rFonts w:ascii="Arial" w:hAnsi="Arial" w:cs="Arial"/>
-          <w:b w:val="0"/>
-          <w:i w:val="0"/>
-          <w:sz w:val="22"/>
-        </w:rPr>
-        <w:t xml:space="preserve"> Hubungan ini dirangkum dalam Persamaan (1).</w:t>
-      </w:r>
-    </w:p>
-    <w:p>
-      <w:pPr>
-        <w:spacing w:before="40" w:after="120"/>
-        <w:jc w:val="center"/>
-      </w:pPr>
       <w:r>
         <w:rPr>
           <w:rFonts w:ascii="Arial" w:hAnsi="Arial" w:cs="Arial"/>
@@ -3000,8 +2918,99 @@
           <w:color w:val="305496"/>
           <w:sz w:val="22"/>
         </w:rPr>
-        <w:t xml:space="preserve">w := w - η·dL/dw   |   permukaan tidak cembung, minimum global tidak dijamin</w:t>
-      </w:r>
+        <w:t xml:space="preserve">   (1)</w:t>
+      </w:r>
+    </w:p>
+    <w:p>
+      <w:pPr>
+        <w:keepNext/>
+        <w:spacing w:before="200" w:after="80"/>
+      </w:pPr>
+      <w:r>
+        <w:rPr>
+          <w:rFonts w:ascii="Arial" w:hAnsi="Arial" w:cs="Arial"/>
+          <w:b/>
+          <w:i w:val="0"/>
+          <w:color w:val="2E4A7A"/>
+          <w:sz w:val="24"/>
+        </w:rPr>
+        <w:t xml:space="preserve">Pelatihan sebagai Persoalan Pengoptimalan</w:t>
+      </w:r>
+    </w:p>
+    <w:p>
+      <w:pPr>
+        <w:spacing w:line="360" w:lineRule="auto" w:after="120"/>
+        <w:jc w:val="both"/>
+      </w:pPr>
+      <w:r>
+        <w:rPr>
+          <w:rFonts w:ascii="Arial" w:hAnsi="Arial" w:cs="Arial"/>
+          <w:b w:val="0"/>
+          <w:i w:val="0"/>
+          <w:sz w:val="22"/>
+        </w:rPr>
+        <w:t xml:space="preserve">Melatih jaringan berarti mencari bobot yang meminimumkan selisih antara keluaran jaringan dan keluaran yang dikehendaki pada data pelatihan. Selisih itu dirangkum dalam satu bilangan yang disebut fungsi kerugian, umumnya berupa galat kuadrat rata-rata untuk persoalan regresi.</w:t>
+      </w:r>
+    </w:p>
+    <w:p>
+      <w:pPr>
+        <w:spacing w:line="360" w:lineRule="auto" w:after="120"/>
+        <w:jc w:val="both"/>
+      </w:pPr>
+      <w:r>
+        <w:rPr>
+          <w:rFonts w:ascii="Arial" w:hAnsi="Arial" w:cs="Arial"/>
+          <w:b w:val="0"/>
+          <w:i w:val="0"/>
+          <w:sz w:val="22"/>
+        </w:rPr>
+        <w:t xml:space="preserve">Pencariannya dilakukan bertahap dengan menuruni gradien. Perambatan balik menghitung turunan fungsi kerugian terhadap setiap bobot secara efisien dengan menerapkan aturan rantai dari lapisan keluaran mundur ke lapisan masukan, lalu setiap bobot digeser berlawanan arah gradiennya.</w:t>
+      </w:r>
+    </w:p>
+    <w:p>
+      <w:pPr>
+        <w:spacing w:line="360" w:lineRule="auto" w:after="120"/>
+        <w:jc w:val="both"/>
+      </w:pPr>
+      <w:r>
+        <w:rPr>
+          <w:rFonts w:ascii="Arial" w:hAnsi="Arial" w:cs="Arial"/>
+          <w:b w:val="0"/>
+          <w:i w:val="0"/>
+          <w:sz w:val="22"/>
+        </w:rPr>
+        <w:t xml:space="preserve">Besar langkah penggeseran, yang disebut laju pembelajaran, menentukan perilaku pelatihan. Terlalu besar membuat proses melompati minimum dan berayun atau bahkan menyimpang. Terlalu kecil membuat pelatihan sangat lambat dan mudah terjebak di daerah datar.</w:t>
+      </w:r>
+    </w:p>
+    <w:p>
+      <w:pPr>
+        <w:spacing w:line="360" w:lineRule="auto" w:after="120"/>
+        <w:jc w:val="both"/>
+      </w:pPr>
+      <w:r>
+        <w:rPr>
+          <w:rFonts w:ascii="Arial" w:hAnsi="Arial" w:cs="Arial"/>
+          <w:b w:val="0"/>
+          <w:i w:val="0"/>
+          <w:sz w:val="22"/>
+        </w:rPr>
+        <w:t xml:space="preserve">Perlu disadari bahwa permukaan fungsi kerugian jaringan saraf tidak cembung, sehingga tidak ada jaminan minimum yang ditemukan adalah minimum global. Praktik yang lazim menjalankan pelatihan beberapa kali dengan bobot awal berbeda dan memilih hasil terbaik menurut data pengujian.</w:t>
+      </w:r>
+      <w:r>
+        <w:rPr>
+          <w:rFonts w:ascii="Arial" w:hAnsi="Arial" w:cs="Arial"/>
+          <w:b w:val="0"/>
+          <w:i w:val="0"/>
+          <w:sz w:val="22"/>
+        </w:rPr>
+        <w:t xml:space="preserve"> Bentuk ringkasnya dituliskan pada Persamaan (2).</w:t>
+      </w:r>
+    </w:p>
+    <w:p>
+      <w:pPr>
+        <w:spacing w:before="40" w:after="120"/>
+        <w:jc w:val="center"/>
+      </w:pPr>
       <w:r>
         <w:rPr>
           <w:rFonts w:ascii="Arial" w:hAnsi="Arial" w:cs="Arial"/>
@@ -3010,7 +3019,17 @@
           <w:color w:val="305496"/>
           <w:sz w:val="22"/>
         </w:rPr>
-        <w:t xml:space="preserve">   (1)</w:t>
+        <w:t xml:space="preserve">w := w - η·dL/dw   |   permukaan tidak cembung, minimum global tidak dijamin</w:t>
+      </w:r>
+      <w:r>
+        <w:rPr>
+          <w:rFonts w:ascii="Arial" w:hAnsi="Arial" w:cs="Arial"/>
+          <w:b/>
+          <w:i/>
+          <w:color w:val="305496"/>
+          <w:sz w:val="22"/>
+        </w:rPr>
+        <w:t xml:space="preserve">   (2)</w:t>
       </w:r>
     </w:p>
     <w:p>
@@ -3600,6 +3619,15 @@
         </w:rPr>
         <w:t xml:space="preserve">Langkah ketiga memastikan seluruh rentang operasi terwakili, termasuk keadaan yang jarang. Karena keadaan jarang secara alami sedikit datanya, kadang perlu dilakukan percobaan terencana untuk memperolehnya, dan percobaan itu jauh lebih murah daripada kegagalan model saat keadaan tersebut benar-benar terjadi.</w:t>
       </w:r>
+      <w:r>
+        <w:rPr>
+          <w:rFonts w:ascii="Arial" w:hAnsi="Arial" w:cs="Arial"/>
+          <w:b w:val="0"/>
+          <w:i w:val="0"/>
+          <w:sz w:val="22"/>
+        </w:rPr>
+        <w:t xml:space="preserve"> Persamaan (3) memadatkan aturan tersebut.</w:t>
+      </w:r>
     </w:p>
     <w:p>
       <w:pPr>
@@ -3615,6 +3643,16 @@
           <w:sz w:val="22"/>
         </w:rPr>
         <w:t xml:space="preserve">bersihkan → selaraskan waktu → pastikan seluruh rentang terwakili</w:t>
+      </w:r>
+      <w:r>
+        <w:rPr>
+          <w:rFonts w:ascii="Arial" w:hAnsi="Arial" w:cs="Arial"/>
+          <w:b/>
+          <w:i/>
+          <w:color w:val="305496"/>
+          <w:sz w:val="22"/>
+        </w:rPr>
+        <w:t xml:space="preserve">   (3)</w:t>
       </w:r>
     </w:p>
     <w:p>
@@ -3917,7 +3955,7 @@
           <w:i w:val="0"/>
           <w:sz w:val="22"/>
         </w:rPr>
-        <w:t xml:space="preserve"> Bentuk ringkasnya dituliskan pada Persamaan (2).</w:t>
+        <w:t xml:space="preserve"> Rangkuman kuantitatifnya tertulis pada Persamaan (4).</w:t>
       </w:r>
     </w:p>
     <w:p>
@@ -3958,7 +3996,7 @@
           <w:color w:val="305496"/>
           <w:sz w:val="22"/>
         </w:rPr>
-        <w:t xml:space="preserve">   (2)</w:t>
+        <w:t xml:space="preserve">   (4)</w:t>
       </w:r>
     </w:p>
     <w:p>
@@ -3982,7 +4020,7 @@
           <w:i w:val="0"/>
           <w:sz w:val="22"/>
         </w:rPr>
-        <w:t xml:space="preserve"> Persamaan (3) memadatkan aturan tersebut.</w:t>
+        <w:t xml:space="preserve"> Hubungan ini dirangkum dalam Persamaan (5).</w:t>
       </w:r>
     </w:p>
     <w:p>
@@ -4034,7 +4072,7 @@
           <w:color w:val="305496"/>
           <w:sz w:val="22"/>
         </w:rPr>
-        <w:t xml:space="preserve">   (3)</w:t>
+        <w:t xml:space="preserve">   (5)</w:t>
       </w:r>
     </w:p>
     <w:p>
@@ -4050,6 +4088,15 @@
           <w:sz w:val="22"/>
         </w:rPr>
         <w:t xml:space="preserve">Setengah galat kuadrat; faktor setengah dipakai agar turunannya rapi.</w:t>
+      </w:r>
+      <w:r>
+        <w:rPr>
+          <w:rFonts w:ascii="Arial" w:hAnsi="Arial" w:cs="Arial"/>
+          <w:b w:val="0"/>
+          <w:i w:val="0"/>
+          <w:sz w:val="22"/>
+        </w:rPr>
+        <w:t xml:space="preserve"> Bentuk ringkasnya dituliskan pada Persamaan (6).</w:t>
       </w:r>
     </w:p>
     <w:p>
@@ -4082,42 +4129,6 @@
         </w:rPr>
         <w:t xml:space="preserve">dL/dy = y - t</w:t>
       </w:r>
-    </w:p>
-    <w:p>
-      <w:pPr>
-        <w:spacing w:line="360" w:lineRule="auto" w:after="120"/>
-        <w:jc w:val="both"/>
-      </w:pPr>
-      <w:r>
-        <w:rPr>
-          <w:rFonts w:ascii="Arial" w:hAnsi="Arial" w:cs="Arial"/>
-          <w:b w:val="0"/>
-          <w:i w:val="0"/>
-          <w:sz w:val="22"/>
-        </w:rPr>
-        <w:t xml:space="preserve">Selisih antara keluaran jaringan dan target.</w:t>
-      </w:r>
-    </w:p>
-    <w:p>
-      <w:pPr>
-        <w:spacing w:line="360" w:lineRule="auto" w:after="120"/>
-        <w:jc w:val="both"/>
-      </w:pPr>
-      <w:r>
-        <w:rPr>
-          <w:rFonts w:ascii="Arial" w:hAnsi="Arial" w:cs="Arial"/>
-          <w:b w:val="0"/>
-          <w:i w:val="0"/>
-          <w:sz w:val="22"/>
-        </w:rPr>
-        <w:t xml:space="preserve">4. Turunan aktivasi</w:t>
-      </w:r>
-    </w:p>
-    <w:p>
-      <w:pPr>
-        <w:spacing w:before="40" w:after="120"/>
-        <w:jc w:val="center"/>
-      </w:pPr>
       <w:r>
         <w:rPr>
           <w:rFonts w:ascii="Arial" w:hAnsi="Arial" w:cs="Arial"/>
@@ -4126,46 +4137,46 @@
           <w:color w:val="305496"/>
           <w:sz w:val="22"/>
         </w:rPr>
-        <w:t xml:space="preserve">dy/dz = f'(z)</w:t>
-      </w:r>
-    </w:p>
-    <w:p>
-      <w:pPr>
-        <w:spacing w:line="360" w:lineRule="auto" w:after="120"/>
-        <w:jc w:val="both"/>
-      </w:pPr>
-      <w:r>
-        <w:rPr>
-          <w:rFonts w:ascii="Arial" w:hAnsi="Arial" w:cs="Arial"/>
-          <w:b w:val="0"/>
-          <w:i w:val="0"/>
-          <w:sz w:val="22"/>
-        </w:rPr>
-        <w:t xml:space="preserve">Bergantung fungsi aktivasi yang dipakai.</w:t>
-      </w:r>
-      <w:r>
-        <w:rPr>
-          <w:rFonts w:ascii="Arial" w:hAnsi="Arial" w:cs="Arial"/>
-          <w:b w:val="0"/>
-          <w:i w:val="0"/>
-          <w:sz w:val="22"/>
-        </w:rPr>
-        <w:t xml:space="preserve"> Rangkuman kuantitatifnya tertulis pada Persamaan (4).</w:t>
-      </w:r>
-    </w:p>
-    <w:p>
-      <w:pPr>
-        <w:spacing w:line="360" w:lineRule="auto" w:after="120"/>
-        <w:jc w:val="both"/>
-      </w:pPr>
-      <w:r>
-        <w:rPr>
-          <w:rFonts w:ascii="Arial" w:hAnsi="Arial" w:cs="Arial"/>
-          <w:b w:val="0"/>
-          <w:i w:val="0"/>
-          <w:sz w:val="22"/>
-        </w:rPr>
-        <w:t xml:space="preserve">5. Turunan terhadap masukan bersih</w:t>
+        <w:t xml:space="preserve">   (6)</w:t>
+      </w:r>
+    </w:p>
+    <w:p>
+      <w:pPr>
+        <w:spacing w:line="360" w:lineRule="auto" w:after="120"/>
+        <w:jc w:val="both"/>
+      </w:pPr>
+      <w:r>
+        <w:rPr>
+          <w:rFonts w:ascii="Arial" w:hAnsi="Arial" w:cs="Arial"/>
+          <w:b w:val="0"/>
+          <w:i w:val="0"/>
+          <w:sz w:val="22"/>
+        </w:rPr>
+        <w:t xml:space="preserve">Selisih antara keluaran jaringan dan target.</w:t>
+      </w:r>
+      <w:r>
+        <w:rPr>
+          <w:rFonts w:ascii="Arial" w:hAnsi="Arial" w:cs="Arial"/>
+          <w:b w:val="0"/>
+          <w:i w:val="0"/>
+          <w:sz w:val="22"/>
+        </w:rPr>
+        <w:t xml:space="preserve"> Persamaan (7) memadatkan aturan tersebut.</w:t>
+      </w:r>
+    </w:p>
+    <w:p>
+      <w:pPr>
+        <w:spacing w:line="360" w:lineRule="auto" w:after="120"/>
+        <w:jc w:val="both"/>
+      </w:pPr>
+      <w:r>
+        <w:rPr>
+          <w:rFonts w:ascii="Arial" w:hAnsi="Arial" w:cs="Arial"/>
+          <w:b w:val="0"/>
+          <w:i w:val="0"/>
+          <w:sz w:val="22"/>
+        </w:rPr>
+        <w:t xml:space="preserve">4. Turunan aktivasi</w:t>
       </w:r>
     </w:p>
     <w:p>
@@ -4181,7 +4192,7 @@
           <w:color w:val="305496"/>
           <w:sz w:val="22"/>
         </w:rPr>
-        <w:t xml:space="preserve">dL/dz = (y - t)·f'(z)</w:t>
+        <w:t xml:space="preserve">dy/dz = f'(z)</w:t>
       </w:r>
       <w:r>
         <w:rPr>
@@ -4191,46 +4202,46 @@
           <w:color w:val="305496"/>
           <w:sz w:val="22"/>
         </w:rPr>
-        <w:t xml:space="preserve">   (4)</w:t>
-      </w:r>
-    </w:p>
-    <w:p>
-      <w:pPr>
-        <w:spacing w:line="360" w:lineRule="auto" w:after="120"/>
-        <w:jc w:val="both"/>
-      </w:pPr>
-      <w:r>
-        <w:rPr>
-          <w:rFonts w:ascii="Arial" w:hAnsi="Arial" w:cs="Arial"/>
-          <w:b w:val="0"/>
-          <w:i w:val="0"/>
-          <w:sz w:val="22"/>
-        </w:rPr>
-        <w:t xml:space="preserve">Aturan rantai tahap pertama; besaran ini disebut galat lokal.</w:t>
-      </w:r>
-      <w:r>
-        <w:rPr>
-          <w:rFonts w:ascii="Arial" w:hAnsi="Arial" w:cs="Arial"/>
-          <w:b w:val="0"/>
-          <w:i w:val="0"/>
-          <w:sz w:val="22"/>
-        </w:rPr>
-        <w:t xml:space="preserve"> Hubungan ini dirangkum dalam Persamaan (5).</w:t>
-      </w:r>
-    </w:p>
-    <w:p>
-      <w:pPr>
-        <w:spacing w:line="360" w:lineRule="auto" w:after="120"/>
-        <w:jc w:val="both"/>
-      </w:pPr>
-      <w:r>
-        <w:rPr>
-          <w:rFonts w:ascii="Arial" w:hAnsi="Arial" w:cs="Arial"/>
-          <w:b w:val="0"/>
-          <w:i w:val="0"/>
-          <w:sz w:val="22"/>
-        </w:rPr>
-        <w:t xml:space="preserve">6. Turunan terhadap bobot</w:t>
+        <w:t xml:space="preserve">   (7)</w:t>
+      </w:r>
+    </w:p>
+    <w:p>
+      <w:pPr>
+        <w:spacing w:line="360" w:lineRule="auto" w:after="120"/>
+        <w:jc w:val="both"/>
+      </w:pPr>
+      <w:r>
+        <w:rPr>
+          <w:rFonts w:ascii="Arial" w:hAnsi="Arial" w:cs="Arial"/>
+          <w:b w:val="0"/>
+          <w:i w:val="0"/>
+          <w:sz w:val="22"/>
+        </w:rPr>
+        <w:t xml:space="preserve">Bergantung fungsi aktivasi yang dipakai.</w:t>
+      </w:r>
+      <w:r>
+        <w:rPr>
+          <w:rFonts w:ascii="Arial" w:hAnsi="Arial" w:cs="Arial"/>
+          <w:b w:val="0"/>
+          <w:i w:val="0"/>
+          <w:sz w:val="22"/>
+        </w:rPr>
+        <w:t xml:space="preserve"> Rangkuman kuantitatifnya tertulis pada Persamaan (8).</w:t>
+      </w:r>
+    </w:p>
+    <w:p>
+      <w:pPr>
+        <w:spacing w:line="360" w:lineRule="auto" w:after="120"/>
+        <w:jc w:val="both"/>
+      </w:pPr>
+      <w:r>
+        <w:rPr>
+          <w:rFonts w:ascii="Arial" w:hAnsi="Arial" w:cs="Arial"/>
+          <w:b w:val="0"/>
+          <w:i w:val="0"/>
+          <w:sz w:val="22"/>
+        </w:rPr>
+        <w:t xml:space="preserve">5. Turunan terhadap masukan bersih</w:t>
       </w:r>
     </w:p>
     <w:p>
@@ -4246,7 +4257,7 @@
           <w:color w:val="305496"/>
           <w:sz w:val="22"/>
         </w:rPr>
-        <w:t xml:space="preserve">dL/dw = (y - t)·f'(z)·x</w:t>
+        <w:t xml:space="preserve">dL/dz = (y - t)·f'(z)</w:t>
       </w:r>
       <w:r>
         <w:rPr>
@@ -4256,46 +4267,46 @@
           <w:color w:val="305496"/>
           <w:sz w:val="22"/>
         </w:rPr>
-        <w:t xml:space="preserve">   (5)</w:t>
-      </w:r>
-    </w:p>
-    <w:p>
-      <w:pPr>
-        <w:spacing w:line="360" w:lineRule="auto" w:after="120"/>
-        <w:jc w:val="both"/>
-      </w:pPr>
-      <w:r>
-        <w:rPr>
-          <w:rFonts w:ascii="Arial" w:hAnsi="Arial" w:cs="Arial"/>
-          <w:b w:val="0"/>
-          <w:i w:val="0"/>
-          <w:sz w:val="22"/>
-        </w:rPr>
-        <w:t xml:space="preserve">Aturan rantai tahap kedua, karena dz/dw = x.</w:t>
-      </w:r>
-      <w:r>
-        <w:rPr>
-          <w:rFonts w:ascii="Arial" w:hAnsi="Arial" w:cs="Arial"/>
-          <w:b w:val="0"/>
-          <w:i w:val="0"/>
-          <w:sz w:val="22"/>
-        </w:rPr>
-        <w:t xml:space="preserve"> Bentuk ringkasnya dituliskan pada Persamaan (6).</w:t>
-      </w:r>
-    </w:p>
-    <w:p>
-      <w:pPr>
-        <w:spacing w:line="360" w:lineRule="auto" w:after="120"/>
-        <w:jc w:val="both"/>
-      </w:pPr>
-      <w:r>
-        <w:rPr>
-          <w:rFonts w:ascii="Arial" w:hAnsi="Arial" w:cs="Arial"/>
-          <w:b w:val="0"/>
-          <w:i w:val="0"/>
-          <w:sz w:val="22"/>
-        </w:rPr>
-        <w:t xml:space="preserve">7. Aturan pembaruan</w:t>
+        <w:t xml:space="preserve">   (8)</w:t>
+      </w:r>
+    </w:p>
+    <w:p>
+      <w:pPr>
+        <w:spacing w:line="360" w:lineRule="auto" w:after="120"/>
+        <w:jc w:val="both"/>
+      </w:pPr>
+      <w:r>
+        <w:rPr>
+          <w:rFonts w:ascii="Arial" w:hAnsi="Arial" w:cs="Arial"/>
+          <w:b w:val="0"/>
+          <w:i w:val="0"/>
+          <w:sz w:val="22"/>
+        </w:rPr>
+        <w:t xml:space="preserve">Aturan rantai tahap pertama; besaran ini disebut galat lokal.</w:t>
+      </w:r>
+      <w:r>
+        <w:rPr>
+          <w:rFonts w:ascii="Arial" w:hAnsi="Arial" w:cs="Arial"/>
+          <w:b w:val="0"/>
+          <w:i w:val="0"/>
+          <w:sz w:val="22"/>
+        </w:rPr>
+        <w:t xml:space="preserve"> Hubungan ini dirangkum dalam Persamaan (9).</w:t>
+      </w:r>
+    </w:p>
+    <w:p>
+      <w:pPr>
+        <w:spacing w:line="360" w:lineRule="auto" w:after="120"/>
+        <w:jc w:val="both"/>
+      </w:pPr>
+      <w:r>
+        <w:rPr>
+          <w:rFonts w:ascii="Arial" w:hAnsi="Arial" w:cs="Arial"/>
+          <w:b w:val="0"/>
+          <w:i w:val="0"/>
+          <w:sz w:val="22"/>
+        </w:rPr>
+        <w:t xml:space="preserve">6. Turunan terhadap bobot</w:t>
       </w:r>
     </w:p>
     <w:p>
@@ -4311,7 +4322,7 @@
           <w:color w:val="305496"/>
           <w:sz w:val="22"/>
         </w:rPr>
-        <w:t xml:space="preserve">w := w - η·(y - t)·f'(z)·x</w:t>
+        <w:t xml:space="preserve">dL/dw = (y - t)·f'(z)·x</w:t>
       </w:r>
       <w:r>
         <w:rPr>
@@ -4321,7 +4332,72 @@
           <w:color w:val="305496"/>
           <w:sz w:val="22"/>
         </w:rPr>
-        <w:t xml:space="preserve">   (6)</w:t>
+        <w:t xml:space="preserve">   (9)</w:t>
+      </w:r>
+    </w:p>
+    <w:p>
+      <w:pPr>
+        <w:spacing w:line="360" w:lineRule="auto" w:after="120"/>
+        <w:jc w:val="both"/>
+      </w:pPr>
+      <w:r>
+        <w:rPr>
+          <w:rFonts w:ascii="Arial" w:hAnsi="Arial" w:cs="Arial"/>
+          <w:b w:val="0"/>
+          <w:i w:val="0"/>
+          <w:sz w:val="22"/>
+        </w:rPr>
+        <w:t xml:space="preserve">Aturan rantai tahap kedua, karena dz/dw = x.</w:t>
+      </w:r>
+      <w:r>
+        <w:rPr>
+          <w:rFonts w:ascii="Arial" w:hAnsi="Arial" w:cs="Arial"/>
+          <w:b w:val="0"/>
+          <w:i w:val="0"/>
+          <w:sz w:val="22"/>
+        </w:rPr>
+        <w:t xml:space="preserve"> Bentuk ringkasnya dituliskan pada Persamaan (10).</w:t>
+      </w:r>
+    </w:p>
+    <w:p>
+      <w:pPr>
+        <w:spacing w:line="360" w:lineRule="auto" w:after="120"/>
+        <w:jc w:val="both"/>
+      </w:pPr>
+      <w:r>
+        <w:rPr>
+          <w:rFonts w:ascii="Arial" w:hAnsi="Arial" w:cs="Arial"/>
+          <w:b w:val="0"/>
+          <w:i w:val="0"/>
+          <w:sz w:val="22"/>
+        </w:rPr>
+        <w:t xml:space="preserve">7. Aturan pembaruan</w:t>
+      </w:r>
+    </w:p>
+    <w:p>
+      <w:pPr>
+        <w:spacing w:before="40" w:after="120"/>
+        <w:jc w:val="center"/>
+      </w:pPr>
+      <w:r>
+        <w:rPr>
+          <w:rFonts w:ascii="Arial" w:hAnsi="Arial" w:cs="Arial"/>
+          <w:b/>
+          <w:i/>
+          <w:color w:val="305496"/>
+          <w:sz w:val="22"/>
+        </w:rPr>
+        <w:t xml:space="preserve">w := w - η·(y - t)·f'(z)·x</w:t>
+      </w:r>
+      <w:r>
+        <w:rPr>
+          <w:rFonts w:ascii="Arial" w:hAnsi="Arial" w:cs="Arial"/>
+          <w:b/>
+          <w:i/>
+          <w:color w:val="305496"/>
+          <w:sz w:val="22"/>
+        </w:rPr>
+        <w:t xml:space="preserve">   (10)</w:t>
       </w:r>
     </w:p>
     <w:p>
@@ -4360,7 +4436,7 @@
           <w:i w:val="0"/>
           <w:sz w:val="22"/>
         </w:rPr>
-        <w:t xml:space="preserve"> Persamaan (7) memadatkan aturan tersebut.</w:t>
+        <w:t xml:space="preserve"> Persamaan (11) memadatkan aturan tersebut.</w:t>
       </w:r>
     </w:p>
     <w:p>
@@ -4439,7 +4515,7 @@
           <w:color w:val="305496"/>
           <w:sz w:val="22"/>
         </w:rPr>
-        <w:t xml:space="preserve">   (7)</w:t>
+        <w:t xml:space="preserve">   (11)</w:t>
       </w:r>
     </w:p>
     <w:p>
@@ -4463,7 +4539,7 @@
           <w:i w:val="0"/>
           <w:sz w:val="22"/>
         </w:rPr>
-        <w:t xml:space="preserve"> Rangkuman kuantitatifnya tertulis pada Persamaan (8).</w:t>
+        <w:t xml:space="preserve"> Rangkuman kuantitatifnya tertulis pada Persamaan (12).</w:t>
       </w:r>
     </w:p>
     <w:p>
@@ -4504,7 +4580,7 @@
           <w:color w:val="305496"/>
           <w:sz w:val="22"/>
         </w:rPr>
-        <w:t xml:space="preserve">   (8)</w:t>
+        <w:t xml:space="preserve">   (12)</w:t>
       </w:r>
     </w:p>
     <w:p>
@@ -4528,7 +4604,7 @@
           <w:i w:val="0"/>
           <w:sz w:val="22"/>
         </w:rPr>
-        <w:t xml:space="preserve"> Hubungan ini dirangkum dalam Persamaan (9).</w:t>
+        <w:t xml:space="preserve"> Hubungan ini dirangkum dalam Persamaan (13).</w:t>
       </w:r>
     </w:p>
     <w:p>
@@ -4569,7 +4645,7 @@
           <w:color w:val="305496"/>
           <w:sz w:val="22"/>
         </w:rPr>
-        <w:t xml:space="preserve">   (9)</w:t>
+        <w:t xml:space="preserve">   (13)</w:t>
       </w:r>
     </w:p>
     <w:p>
@@ -4593,7 +4669,7 @@
           <w:i w:val="0"/>
           <w:sz w:val="22"/>
         </w:rPr>
-        <w:t xml:space="preserve"> Bentuk ringkasnya dituliskan pada Persamaan (10).</w:t>
+        <w:t xml:space="preserve"> Bentuk ringkasnya dituliskan pada Persamaan (14).</w:t>
       </w:r>
     </w:p>
     <w:p>
@@ -4634,7 +4710,7 @@
           <w:color w:val="305496"/>
           <w:sz w:val="22"/>
         </w:rPr>
-        <w:t xml:space="preserve">   (10)</w:t>
+        <w:t xml:space="preserve">   (14)</w:t>
       </w:r>
     </w:p>
     <w:p>
@@ -4658,7 +4734,7 @@
           <w:i w:val="0"/>
           <w:sz w:val="22"/>
         </w:rPr>
-        <w:t xml:space="preserve"> Persamaan (11) memadatkan aturan tersebut.</w:t>
+        <w:t xml:space="preserve"> Persamaan (15) memadatkan aturan tersebut.</w:t>
       </w:r>
     </w:p>
     <w:p>
@@ -4699,7 +4775,7 @@
           <w:color w:val="305496"/>
           <w:sz w:val="22"/>
         </w:rPr>
-        <w:t xml:space="preserve">   (11)</w:t>
+        <w:t xml:space="preserve">   (15)</w:t>
       </w:r>
     </w:p>
     <w:p>
@@ -4723,16 +4799,16 @@
           <w:i w:val="0"/>
           <w:sz w:val="22"/>
         </w:rPr>
-        <w:t xml:space="preserve"> Rangkuman kuantitatifnya tertulis pada Persamaan (12).</w:t>
-      </w:r>
-      <w:r>
-        <w:rPr>
-          <w:rFonts w:ascii="Arial" w:hAnsi="Arial" w:cs="Arial"/>
-          <w:b w:val="0"/>
-          <w:i w:val="0"/>
-          <w:sz w:val="22"/>
-        </w:rPr>
-        <w:t xml:space="preserve"> Hubungan ini dirangkum dalam Persamaan (13).</w:t>
+        <w:t xml:space="preserve"> Rangkuman kuantitatifnya tertulis pada Persamaan (16).</w:t>
+      </w:r>
+      <w:r>
+        <w:rPr>
+          <w:rFonts w:ascii="Arial" w:hAnsi="Arial" w:cs="Arial"/>
+          <w:b w:val="0"/>
+          <w:i w:val="0"/>
+          <w:sz w:val="22"/>
+        </w:rPr>
+        <w:t xml:space="preserve"> Hubungan ini dirangkum dalam Persamaan (17).</w:t>
       </w:r>
     </w:p>
     <w:p>
@@ -4773,7 +4849,7 @@
           <w:color w:val="305496"/>
           <w:sz w:val="22"/>
         </w:rPr>
-        <w:t xml:space="preserve">   (12)</w:t>
+        <w:t xml:space="preserve">   (16)</w:t>
       </w:r>
     </w:p>
     <w:p>
@@ -4829,7 +4905,7 @@
           <w:color w:val="305496"/>
           <w:sz w:val="22"/>
         </w:rPr>
-        <w:t xml:space="preserve">   (13)</w:t>
+        <w:t xml:space="preserve">   (17)</w:t>
       </w:r>
     </w:p>
     <w:p>

--- a/Sistem-Kendali-Cerdas/Modul-Word/Modul-12-Sistem-Kontrol-Artificial-Neural-Network.docx
+++ b/Sistem-Kendali-Cerdas/Modul-Word/Modul-12-Sistem-Kontrol-Artificial-Neural-Network.docx
@@ -2835,8 +2835,11 @@
     </w:p>
     <w:p>
       <w:pPr>
+        <w:tabs>
+          <w:tab w:val="center" w:pos="4393"/>
+          <w:tab w:val="right" w:pos="8787"/>
+        </w:tabs>
         <w:spacing w:before="40" w:after="120"/>
-        <w:jc w:val="center"/>
       </w:pPr>
       <w:r>
         <w:rPr>
@@ -2846,7 +2849,7 @@
           <w:color w:val="305496"/>
           <w:sz w:val="22"/>
         </w:rPr>
-        <w:t xml:space="preserve">y = f(sum(</w:t>
+        <w:tab/>
       </w:r>
       <w:r>
         <w:rPr>
@@ -2856,7 +2859,7 @@
           <w:color w:val="305496"/>
           <w:sz w:val="22"/>
         </w:rPr>
-        <w:t xml:space="preserve">w</w:t>
+        <w:t xml:space="preserve">y = f(sum(</w:t>
       </w:r>
       <w:r>
         <w:rPr>
@@ -2865,9 +2868,8 @@
           <w:i/>
           <w:color w:val="305496"/>
           <w:sz w:val="22"/>
-          <w:vertAlign w:val="subscript"/>
-        </w:rPr>
-        <w:t xml:space="preserve">i</w:t>
+        </w:rPr>
+        <w:t xml:space="preserve">w</w:t>
       </w:r>
       <w:r>
         <w:rPr>
@@ -2876,8 +2878,9 @@
           <w:i/>
           <w:color w:val="305496"/>
           <w:sz w:val="22"/>
-        </w:rPr>
-        <w:t xml:space="preserve">·</w:t>
+          <w:vertAlign w:val="subscript"/>
+        </w:rPr>
+        <w:t xml:space="preserve">i</w:t>
       </w:r>
       <w:r>
         <w:rPr>
@@ -2887,7 +2890,7 @@
           <w:color w:val="305496"/>
           <w:sz w:val="22"/>
         </w:rPr>
-        <w:t xml:space="preserve">x</w:t>
+        <w:t xml:space="preserve">·</w:t>
       </w:r>
       <w:r>
         <w:rPr>
@@ -2896,9 +2899,8 @@
           <w:i/>
           <w:color w:val="305496"/>
           <w:sz w:val="22"/>
-          <w:vertAlign w:val="subscript"/>
-        </w:rPr>
-        <w:t xml:space="preserve">i</w:t>
+        </w:rPr>
+        <w:t xml:space="preserve">x</w:t>
       </w:r>
       <w:r>
         <w:rPr>
@@ -2907,8 +2909,9 @@
           <w:i/>
           <w:color w:val="305496"/>
           <w:sz w:val="22"/>
-        </w:rPr>
-        <w:t xml:space="preserve">) + b)   |   tanpa f nonlinier, kedalaman tidak berarti</w:t>
+          <w:vertAlign w:val="subscript"/>
+        </w:rPr>
+        <w:t xml:space="preserve">i</w:t>
       </w:r>
       <w:r>
         <w:rPr>
@@ -2918,99 +2921,8 @@
           <w:color w:val="305496"/>
           <w:sz w:val="22"/>
         </w:rPr>
-        <w:t xml:space="preserve">   (1)</w:t>
-      </w:r>
-    </w:p>
-    <w:p>
-      <w:pPr>
-        <w:keepNext/>
-        <w:spacing w:before="200" w:after="80"/>
-      </w:pPr>
-      <w:r>
-        <w:rPr>
-          <w:rFonts w:ascii="Arial" w:hAnsi="Arial" w:cs="Arial"/>
-          <w:b/>
-          <w:i w:val="0"/>
-          <w:color w:val="2E4A7A"/>
-          <w:sz w:val="24"/>
-        </w:rPr>
-        <w:t xml:space="preserve">Pelatihan sebagai Persoalan Pengoptimalan</w:t>
-      </w:r>
-    </w:p>
-    <w:p>
-      <w:pPr>
-        <w:spacing w:line="360" w:lineRule="auto" w:after="120"/>
-        <w:jc w:val="both"/>
-      </w:pPr>
-      <w:r>
-        <w:rPr>
-          <w:rFonts w:ascii="Arial" w:hAnsi="Arial" w:cs="Arial"/>
-          <w:b w:val="0"/>
-          <w:i w:val="0"/>
-          <w:sz w:val="22"/>
-        </w:rPr>
-        <w:t xml:space="preserve">Melatih jaringan berarti mencari bobot yang meminimumkan selisih antara keluaran jaringan dan keluaran yang dikehendaki pada data pelatihan. Selisih itu dirangkum dalam satu bilangan yang disebut fungsi kerugian, umumnya berupa galat kuadrat rata-rata untuk persoalan regresi.</w:t>
-      </w:r>
-    </w:p>
-    <w:p>
-      <w:pPr>
-        <w:spacing w:line="360" w:lineRule="auto" w:after="120"/>
-        <w:jc w:val="both"/>
-      </w:pPr>
-      <w:r>
-        <w:rPr>
-          <w:rFonts w:ascii="Arial" w:hAnsi="Arial" w:cs="Arial"/>
-          <w:b w:val="0"/>
-          <w:i w:val="0"/>
-          <w:sz w:val="22"/>
-        </w:rPr>
-        <w:t xml:space="preserve">Pencariannya dilakukan bertahap dengan menuruni gradien. Perambatan balik menghitung turunan fungsi kerugian terhadap setiap bobot secara efisien dengan menerapkan aturan rantai dari lapisan keluaran mundur ke lapisan masukan, lalu setiap bobot digeser berlawanan arah gradiennya.</w:t>
-      </w:r>
-    </w:p>
-    <w:p>
-      <w:pPr>
-        <w:spacing w:line="360" w:lineRule="auto" w:after="120"/>
-        <w:jc w:val="both"/>
-      </w:pPr>
-      <w:r>
-        <w:rPr>
-          <w:rFonts w:ascii="Arial" w:hAnsi="Arial" w:cs="Arial"/>
-          <w:b w:val="0"/>
-          <w:i w:val="0"/>
-          <w:sz w:val="22"/>
-        </w:rPr>
-        <w:t xml:space="preserve">Besar langkah penggeseran, yang disebut laju pembelajaran, menentukan perilaku pelatihan. Terlalu besar membuat proses melompati minimum dan berayun atau bahkan menyimpang. Terlalu kecil membuat pelatihan sangat lambat dan mudah terjebak di daerah datar.</w:t>
-      </w:r>
-    </w:p>
-    <w:p>
-      <w:pPr>
-        <w:spacing w:line="360" w:lineRule="auto" w:after="120"/>
-        <w:jc w:val="both"/>
-      </w:pPr>
-      <w:r>
-        <w:rPr>
-          <w:rFonts w:ascii="Arial" w:hAnsi="Arial" w:cs="Arial"/>
-          <w:b w:val="0"/>
-          <w:i w:val="0"/>
-          <w:sz w:val="22"/>
-        </w:rPr>
-        <w:t xml:space="preserve">Perlu disadari bahwa permukaan fungsi kerugian jaringan saraf tidak cembung, sehingga tidak ada jaminan minimum yang ditemukan adalah minimum global. Praktik yang lazim menjalankan pelatihan beberapa kali dengan bobot awal berbeda dan memilih hasil terbaik menurut data pengujian.</w:t>
-      </w:r>
-      <w:r>
-        <w:rPr>
-          <w:rFonts w:ascii="Arial" w:hAnsi="Arial" w:cs="Arial"/>
-          <w:b w:val="0"/>
-          <w:i w:val="0"/>
-          <w:sz w:val="22"/>
-        </w:rPr>
-        <w:t xml:space="preserve"> Bentuk ringkasnya dituliskan pada Persamaan (2).</w:t>
-      </w:r>
-    </w:p>
-    <w:p>
-      <w:pPr>
-        <w:spacing w:before="40" w:after="120"/>
-        <w:jc w:val="center"/>
-      </w:pPr>
+        <w:t xml:space="preserve">) + b)   |   tanpa f nonlinier, kedalaman tidak berarti</w:t>
+      </w:r>
       <w:r>
         <w:rPr>
           <w:rFonts w:ascii="Arial" w:hAnsi="Arial" w:cs="Arial"/>
@@ -3019,8 +2931,103 @@
           <w:color w:val="305496"/>
           <w:sz w:val="22"/>
         </w:rPr>
-        <w:t xml:space="preserve">w := w - η·dL/dw   |   permukaan tidak cembung, minimum global tidak dijamin</w:t>
-      </w:r>
+        <w:tab/>
+        <w:t xml:space="preserve">(1)</w:t>
+      </w:r>
+    </w:p>
+    <w:p>
+      <w:pPr>
+        <w:keepNext/>
+        <w:spacing w:before="200" w:after="80"/>
+      </w:pPr>
+      <w:r>
+        <w:rPr>
+          <w:rFonts w:ascii="Arial" w:hAnsi="Arial" w:cs="Arial"/>
+          <w:b/>
+          <w:i w:val="0"/>
+          <w:color w:val="2E4A7A"/>
+          <w:sz w:val="24"/>
+        </w:rPr>
+        <w:t xml:space="preserve">Pelatihan sebagai Persoalan Pengoptimalan</w:t>
+      </w:r>
+    </w:p>
+    <w:p>
+      <w:pPr>
+        <w:spacing w:line="360" w:lineRule="auto" w:after="120"/>
+        <w:jc w:val="both"/>
+      </w:pPr>
+      <w:r>
+        <w:rPr>
+          <w:rFonts w:ascii="Arial" w:hAnsi="Arial" w:cs="Arial"/>
+          <w:b w:val="0"/>
+          <w:i w:val="0"/>
+          <w:sz w:val="22"/>
+        </w:rPr>
+        <w:t xml:space="preserve">Melatih jaringan berarti mencari bobot yang meminimumkan selisih antara keluaran jaringan dan keluaran yang dikehendaki pada data pelatihan. Selisih itu dirangkum dalam satu bilangan yang disebut fungsi kerugian, umumnya berupa galat kuadrat rata-rata untuk persoalan regresi.</w:t>
+      </w:r>
+    </w:p>
+    <w:p>
+      <w:pPr>
+        <w:spacing w:line="360" w:lineRule="auto" w:after="120"/>
+        <w:jc w:val="both"/>
+      </w:pPr>
+      <w:r>
+        <w:rPr>
+          <w:rFonts w:ascii="Arial" w:hAnsi="Arial" w:cs="Arial"/>
+          <w:b w:val="0"/>
+          <w:i w:val="0"/>
+          <w:sz w:val="22"/>
+        </w:rPr>
+        <w:t xml:space="preserve">Pencariannya dilakukan bertahap dengan menuruni gradien. Perambatan balik menghitung turunan fungsi kerugian terhadap setiap bobot secara efisien dengan menerapkan aturan rantai dari lapisan keluaran mundur ke lapisan masukan, lalu setiap bobot digeser berlawanan arah gradiennya.</w:t>
+      </w:r>
+    </w:p>
+    <w:p>
+      <w:pPr>
+        <w:spacing w:line="360" w:lineRule="auto" w:after="120"/>
+        <w:jc w:val="both"/>
+      </w:pPr>
+      <w:r>
+        <w:rPr>
+          <w:rFonts w:ascii="Arial" w:hAnsi="Arial" w:cs="Arial"/>
+          <w:b w:val="0"/>
+          <w:i w:val="0"/>
+          <w:sz w:val="22"/>
+        </w:rPr>
+        <w:t xml:space="preserve">Besar langkah penggeseran, yang disebut laju pembelajaran, menentukan perilaku pelatihan. Terlalu besar membuat proses melompati minimum dan berayun atau bahkan menyimpang. Terlalu kecil membuat pelatihan sangat lambat dan mudah terjebak di daerah datar.</w:t>
+      </w:r>
+    </w:p>
+    <w:p>
+      <w:pPr>
+        <w:spacing w:line="360" w:lineRule="auto" w:after="120"/>
+        <w:jc w:val="both"/>
+      </w:pPr>
+      <w:r>
+        <w:rPr>
+          <w:rFonts w:ascii="Arial" w:hAnsi="Arial" w:cs="Arial"/>
+          <w:b w:val="0"/>
+          <w:i w:val="0"/>
+          <w:sz w:val="22"/>
+        </w:rPr>
+        <w:t xml:space="preserve">Perlu disadari bahwa permukaan fungsi kerugian jaringan saraf tidak cembung, sehingga tidak ada jaminan minimum yang ditemukan adalah minimum global. Praktik yang lazim menjalankan pelatihan beberapa kali dengan bobot awal berbeda dan memilih hasil terbaik menurut data pengujian.</w:t>
+      </w:r>
+      <w:r>
+        <w:rPr>
+          <w:rFonts w:ascii="Arial" w:hAnsi="Arial" w:cs="Arial"/>
+          <w:b w:val="0"/>
+          <w:i w:val="0"/>
+          <w:sz w:val="22"/>
+        </w:rPr>
+        <w:t xml:space="preserve"> Bentuk ringkasnya dituliskan pada Persamaan (2).</w:t>
+      </w:r>
+    </w:p>
+    <w:p>
+      <w:pPr>
+        <w:tabs>
+          <w:tab w:val="center" w:pos="4393"/>
+          <w:tab w:val="right" w:pos="8787"/>
+        </w:tabs>
+        <w:spacing w:before="40" w:after="120"/>
+      </w:pPr>
       <w:r>
         <w:rPr>
           <w:rFonts w:ascii="Arial" w:hAnsi="Arial" w:cs="Arial"/>
@@ -3029,7 +3036,28 @@
           <w:color w:val="305496"/>
           <w:sz w:val="22"/>
         </w:rPr>
-        <w:t xml:space="preserve">   (2)</w:t>
+        <w:tab/>
+      </w:r>
+      <w:r>
+        <w:rPr>
+          <w:rFonts w:ascii="Arial" w:hAnsi="Arial" w:cs="Arial"/>
+          <w:b/>
+          <w:i/>
+          <w:color w:val="305496"/>
+          <w:sz w:val="22"/>
+        </w:rPr>
+        <w:t xml:space="preserve">w := w - η·dL/dw   |   permukaan tidak cembung, minimum global tidak dijamin</w:t>
+      </w:r>
+      <w:r>
+        <w:rPr>
+          <w:rFonts w:ascii="Arial" w:hAnsi="Arial" w:cs="Arial"/>
+          <w:b/>
+          <w:i/>
+          <w:color w:val="305496"/>
+          <w:sz w:val="22"/>
+        </w:rPr>
+        <w:tab/>
+        <w:t xml:space="preserve">(2)</w:t>
       </w:r>
     </w:p>
     <w:p>
@@ -3631,8 +3659,11 @@
     </w:p>
     <w:p>
       <w:pPr>
+        <w:tabs>
+          <w:tab w:val="center" w:pos="4393"/>
+          <w:tab w:val="right" w:pos="8787"/>
+        </w:tabs>
         <w:spacing w:before="40" w:after="120"/>
-        <w:jc w:val="center"/>
       </w:pPr>
       <w:r>
         <w:rPr>
@@ -3642,7 +3673,7 @@
           <w:color w:val="305496"/>
           <w:sz w:val="22"/>
         </w:rPr>
-        <w:t xml:space="preserve">bersihkan → selaraskan waktu → pastikan seluruh rentang terwakili</w:t>
+        <w:tab/>
       </w:r>
       <w:r>
         <w:rPr>
@@ -3652,7 +3683,18 @@
           <w:color w:val="305496"/>
           <w:sz w:val="22"/>
         </w:rPr>
-        <w:t xml:space="preserve">   (3)</w:t>
+        <w:t xml:space="preserve">bersihkan → selaraskan waktu → pastikan seluruh rentang terwakili</w:t>
+      </w:r>
+      <w:r>
+        <w:rPr>
+          <w:rFonts w:ascii="Arial" w:hAnsi="Arial" w:cs="Arial"/>
+          <w:b/>
+          <w:i/>
+          <w:color w:val="305496"/>
+          <w:sz w:val="22"/>
+        </w:rPr>
+        <w:tab/>
+        <w:t xml:space="preserve">(3)</w:t>
       </w:r>
     </w:p>
     <w:p>
@@ -3975,8 +4017,11 @@
     </w:p>
     <w:p>
       <w:pPr>
+        <w:tabs>
+          <w:tab w:val="center" w:pos="4393"/>
+          <w:tab w:val="right" w:pos="8787"/>
+        </w:tabs>
         <w:spacing w:before="40" w:after="120"/>
-        <w:jc w:val="center"/>
       </w:pPr>
       <w:r>
         <w:rPr>
@@ -3986,7 +4031,7 @@
           <w:color w:val="305496"/>
           <w:sz w:val="22"/>
         </w:rPr>
-        <w:t xml:space="preserve">z = w·x + b,  y = f(z)</w:t>
+        <w:tab/>
       </w:r>
       <w:r>
         <w:rPr>
@@ -3996,53 +4041,8 @@
           <w:color w:val="305496"/>
           <w:sz w:val="22"/>
         </w:rPr>
-        <w:t xml:space="preserve">   (4)</w:t>
-      </w:r>
-    </w:p>
-    <w:p>
-      <w:pPr>
-        <w:spacing w:line="360" w:lineRule="auto" w:after="120"/>
-        <w:jc w:val="both"/>
-      </w:pPr>
-      <w:r>
-        <w:rPr>
-          <w:rFonts w:ascii="Arial" w:hAnsi="Arial" w:cs="Arial"/>
-          <w:b w:val="0"/>
-          <w:i w:val="0"/>
-          <w:sz w:val="22"/>
-        </w:rPr>
-        <w:t xml:space="preserve">Dua tahap: penjumlahan berbobot lalu aktivasi.</w:t>
-      </w:r>
-      <w:r>
-        <w:rPr>
-          <w:rFonts w:ascii="Arial" w:hAnsi="Arial" w:cs="Arial"/>
-          <w:b w:val="0"/>
-          <w:i w:val="0"/>
-          <w:sz w:val="22"/>
-        </w:rPr>
-        <w:t xml:space="preserve"> Hubungan ini dirangkum dalam Persamaan (5).</w:t>
-      </w:r>
-    </w:p>
-    <w:p>
-      <w:pPr>
-        <w:spacing w:line="360" w:lineRule="auto" w:after="120"/>
-        <w:jc w:val="both"/>
-      </w:pPr>
-      <w:r>
-        <w:rPr>
-          <w:rFonts w:ascii="Arial" w:hAnsi="Arial" w:cs="Arial"/>
-          <w:b w:val="0"/>
-          <w:i w:val="0"/>
-          <w:sz w:val="22"/>
-        </w:rPr>
-        <w:t xml:space="preserve">2. Fungsi kerugian</w:t>
-      </w:r>
-    </w:p>
-    <w:p>
-      <w:pPr>
-        <w:spacing w:before="40" w:after="120"/>
-        <w:jc w:val="center"/>
-      </w:pPr>
+        <w:t xml:space="preserve">z = w·x + b,  y = f(z)</w:t>
+      </w:r>
       <w:r>
         <w:rPr>
           <w:rFonts w:ascii="Arial" w:hAnsi="Arial" w:cs="Arial"/>
@@ -4051,8 +4051,57 @@
           <w:color w:val="305496"/>
           <w:sz w:val="22"/>
         </w:rPr>
-        <w:t xml:space="preserve">L = 0,5·(y - t)</w:t>
-      </w:r>
+        <w:tab/>
+        <w:t xml:space="preserve">(4)</w:t>
+      </w:r>
+    </w:p>
+    <w:p>
+      <w:pPr>
+        <w:spacing w:line="360" w:lineRule="auto" w:after="120"/>
+        <w:jc w:val="both"/>
+      </w:pPr>
+      <w:r>
+        <w:rPr>
+          <w:rFonts w:ascii="Arial" w:hAnsi="Arial" w:cs="Arial"/>
+          <w:b w:val="0"/>
+          <w:i w:val="0"/>
+          <w:sz w:val="22"/>
+        </w:rPr>
+        <w:t xml:space="preserve">Dua tahap: penjumlahan berbobot lalu aktivasi.</w:t>
+      </w:r>
+      <w:r>
+        <w:rPr>
+          <w:rFonts w:ascii="Arial" w:hAnsi="Arial" w:cs="Arial"/>
+          <w:b w:val="0"/>
+          <w:i w:val="0"/>
+          <w:sz w:val="22"/>
+        </w:rPr>
+        <w:t xml:space="preserve"> Hubungan ini dirangkum dalam Persamaan (5).</w:t>
+      </w:r>
+    </w:p>
+    <w:p>
+      <w:pPr>
+        <w:spacing w:line="360" w:lineRule="auto" w:after="120"/>
+        <w:jc w:val="both"/>
+      </w:pPr>
+      <w:r>
+        <w:rPr>
+          <w:rFonts w:ascii="Arial" w:hAnsi="Arial" w:cs="Arial"/>
+          <w:b w:val="0"/>
+          <w:i w:val="0"/>
+          <w:sz w:val="22"/>
+        </w:rPr>
+        <w:t xml:space="preserve">2. Fungsi kerugian</w:t>
+      </w:r>
+    </w:p>
+    <w:p>
+      <w:pPr>
+        <w:tabs>
+          <w:tab w:val="center" w:pos="4393"/>
+          <w:tab w:val="right" w:pos="8787"/>
+        </w:tabs>
+        <w:spacing w:before="40" w:after="120"/>
+      </w:pPr>
       <w:r>
         <w:rPr>
           <w:rFonts w:ascii="Arial" w:hAnsi="Arial" w:cs="Arial"/>
@@ -4060,9 +4109,8 @@
           <w:i/>
           <w:color w:val="305496"/>
           <w:sz w:val="22"/>
-          <w:vertAlign w:val="superscript"/>
-        </w:rPr>
-        <w:t xml:space="preserve">2</w:t>
+        </w:rPr>
+        <w:tab/>
       </w:r>
       <w:r>
         <w:rPr>
@@ -4072,53 +4120,8 @@
           <w:color w:val="305496"/>
           <w:sz w:val="22"/>
         </w:rPr>
-        <w:t xml:space="preserve">   (5)</w:t>
-      </w:r>
-    </w:p>
-    <w:p>
-      <w:pPr>
-        <w:spacing w:line="360" w:lineRule="auto" w:after="120"/>
-        <w:jc w:val="both"/>
-      </w:pPr>
-      <w:r>
-        <w:rPr>
-          <w:rFonts w:ascii="Arial" w:hAnsi="Arial" w:cs="Arial"/>
-          <w:b w:val="0"/>
-          <w:i w:val="0"/>
-          <w:sz w:val="22"/>
-        </w:rPr>
-        <w:t xml:space="preserve">Setengah galat kuadrat; faktor setengah dipakai agar turunannya rapi.</w:t>
-      </w:r>
-      <w:r>
-        <w:rPr>
-          <w:rFonts w:ascii="Arial" w:hAnsi="Arial" w:cs="Arial"/>
-          <w:b w:val="0"/>
-          <w:i w:val="0"/>
-          <w:sz w:val="22"/>
-        </w:rPr>
-        <w:t xml:space="preserve"> Bentuk ringkasnya dituliskan pada Persamaan (6).</w:t>
-      </w:r>
-    </w:p>
-    <w:p>
-      <w:pPr>
-        <w:spacing w:line="360" w:lineRule="auto" w:after="120"/>
-        <w:jc w:val="both"/>
-      </w:pPr>
-      <w:r>
-        <w:rPr>
-          <w:rFonts w:ascii="Arial" w:hAnsi="Arial" w:cs="Arial"/>
-          <w:b w:val="0"/>
-          <w:i w:val="0"/>
-          <w:sz w:val="22"/>
-        </w:rPr>
-        <w:t xml:space="preserve">3. Turunan terhadap keluaran</w:t>
-      </w:r>
-    </w:p>
-    <w:p>
-      <w:pPr>
-        <w:spacing w:before="40" w:after="120"/>
-        <w:jc w:val="center"/>
-      </w:pPr>
+        <w:t xml:space="preserve">L = 0,5·(y - t)</w:t>
+      </w:r>
       <w:r>
         <w:rPr>
           <w:rFonts w:ascii="Arial" w:hAnsi="Arial" w:cs="Arial"/>
@@ -4126,8 +4129,9 @@
           <w:i/>
           <w:color w:val="305496"/>
           <w:sz w:val="22"/>
-        </w:rPr>
-        <w:t xml:space="preserve">dL/dy = y - t</w:t>
+          <w:vertAlign w:val="superscript"/>
+        </w:rPr>
+        <w:t xml:space="preserve">2</w:t>
       </w:r>
       <w:r>
         <w:rPr>
@@ -4137,52 +4141,56 @@
           <w:color w:val="305496"/>
           <w:sz w:val="22"/>
         </w:rPr>
-        <w:t xml:space="preserve">   (6)</w:t>
-      </w:r>
-    </w:p>
-    <w:p>
-      <w:pPr>
-        <w:spacing w:line="360" w:lineRule="auto" w:after="120"/>
-        <w:jc w:val="both"/>
-      </w:pPr>
-      <w:r>
-        <w:rPr>
-          <w:rFonts w:ascii="Arial" w:hAnsi="Arial" w:cs="Arial"/>
-          <w:b w:val="0"/>
-          <w:i w:val="0"/>
-          <w:sz w:val="22"/>
-        </w:rPr>
-        <w:t xml:space="preserve">Selisih antara keluaran jaringan dan target.</w:t>
-      </w:r>
-      <w:r>
-        <w:rPr>
-          <w:rFonts w:ascii="Arial" w:hAnsi="Arial" w:cs="Arial"/>
-          <w:b w:val="0"/>
-          <w:i w:val="0"/>
-          <w:sz w:val="22"/>
-        </w:rPr>
-        <w:t xml:space="preserve"> Persamaan (7) memadatkan aturan tersebut.</w:t>
-      </w:r>
-    </w:p>
-    <w:p>
-      <w:pPr>
-        <w:spacing w:line="360" w:lineRule="auto" w:after="120"/>
-        <w:jc w:val="both"/>
-      </w:pPr>
-      <w:r>
-        <w:rPr>
-          <w:rFonts w:ascii="Arial" w:hAnsi="Arial" w:cs="Arial"/>
-          <w:b w:val="0"/>
-          <w:i w:val="0"/>
-          <w:sz w:val="22"/>
-        </w:rPr>
-        <w:t xml:space="preserve">4. Turunan aktivasi</w:t>
-      </w:r>
-    </w:p>
-    <w:p>
-      <w:pPr>
+        <w:tab/>
+        <w:t xml:space="preserve">(5)</w:t>
+      </w:r>
+    </w:p>
+    <w:p>
+      <w:pPr>
+        <w:spacing w:line="360" w:lineRule="auto" w:after="120"/>
+        <w:jc w:val="both"/>
+      </w:pPr>
+      <w:r>
+        <w:rPr>
+          <w:rFonts w:ascii="Arial" w:hAnsi="Arial" w:cs="Arial"/>
+          <w:b w:val="0"/>
+          <w:i w:val="0"/>
+          <w:sz w:val="22"/>
+        </w:rPr>
+        <w:t xml:space="preserve">Setengah galat kuadrat; faktor setengah dipakai agar turunannya rapi.</w:t>
+      </w:r>
+      <w:r>
+        <w:rPr>
+          <w:rFonts w:ascii="Arial" w:hAnsi="Arial" w:cs="Arial"/>
+          <w:b w:val="0"/>
+          <w:i w:val="0"/>
+          <w:sz w:val="22"/>
+        </w:rPr>
+        <w:t xml:space="preserve"> Bentuk ringkasnya dituliskan pada Persamaan (6).</w:t>
+      </w:r>
+    </w:p>
+    <w:p>
+      <w:pPr>
+        <w:spacing w:line="360" w:lineRule="auto" w:after="120"/>
+        <w:jc w:val="both"/>
+      </w:pPr>
+      <w:r>
+        <w:rPr>
+          <w:rFonts w:ascii="Arial" w:hAnsi="Arial" w:cs="Arial"/>
+          <w:b w:val="0"/>
+          <w:i w:val="0"/>
+          <w:sz w:val="22"/>
+        </w:rPr>
+        <w:t xml:space="preserve">3. Turunan terhadap keluaran</w:t>
+      </w:r>
+    </w:p>
+    <w:p>
+      <w:pPr>
+        <w:tabs>
+          <w:tab w:val="center" w:pos="4393"/>
+          <w:tab w:val="right" w:pos="8787"/>
+        </w:tabs>
         <w:spacing w:before="40" w:after="120"/>
-        <w:jc w:val="center"/>
       </w:pPr>
       <w:r>
         <w:rPr>
@@ -4192,7 +4200,7 @@
           <w:color w:val="305496"/>
           <w:sz w:val="22"/>
         </w:rPr>
-        <w:t xml:space="preserve">dy/dz = f'(z)</w:t>
+        <w:tab/>
       </w:r>
       <w:r>
         <w:rPr>
@@ -4202,53 +4210,8 @@
           <w:color w:val="305496"/>
           <w:sz w:val="22"/>
         </w:rPr>
-        <w:t xml:space="preserve">   (7)</w:t>
-      </w:r>
-    </w:p>
-    <w:p>
-      <w:pPr>
-        <w:spacing w:line="360" w:lineRule="auto" w:after="120"/>
-        <w:jc w:val="both"/>
-      </w:pPr>
-      <w:r>
-        <w:rPr>
-          <w:rFonts w:ascii="Arial" w:hAnsi="Arial" w:cs="Arial"/>
-          <w:b w:val="0"/>
-          <w:i w:val="0"/>
-          <w:sz w:val="22"/>
-        </w:rPr>
-        <w:t xml:space="preserve">Bergantung fungsi aktivasi yang dipakai.</w:t>
-      </w:r>
-      <w:r>
-        <w:rPr>
-          <w:rFonts w:ascii="Arial" w:hAnsi="Arial" w:cs="Arial"/>
-          <w:b w:val="0"/>
-          <w:i w:val="0"/>
-          <w:sz w:val="22"/>
-        </w:rPr>
-        <w:t xml:space="preserve"> Rangkuman kuantitatifnya tertulis pada Persamaan (8).</w:t>
-      </w:r>
-    </w:p>
-    <w:p>
-      <w:pPr>
-        <w:spacing w:line="360" w:lineRule="auto" w:after="120"/>
-        <w:jc w:val="both"/>
-      </w:pPr>
-      <w:r>
-        <w:rPr>
-          <w:rFonts w:ascii="Arial" w:hAnsi="Arial" w:cs="Arial"/>
-          <w:b w:val="0"/>
-          <w:i w:val="0"/>
-          <w:sz w:val="22"/>
-        </w:rPr>
-        <w:t xml:space="preserve">5. Turunan terhadap masukan bersih</w:t>
-      </w:r>
-    </w:p>
-    <w:p>
-      <w:pPr>
-        <w:spacing w:before="40" w:after="120"/>
-        <w:jc w:val="center"/>
-      </w:pPr>
+        <w:t xml:space="preserve">dL/dy = y - t</w:t>
+      </w:r>
       <w:r>
         <w:rPr>
           <w:rFonts w:ascii="Arial" w:hAnsi="Arial" w:cs="Arial"/>
@@ -4257,8 +4220,57 @@
           <w:color w:val="305496"/>
           <w:sz w:val="22"/>
         </w:rPr>
-        <w:t xml:space="preserve">dL/dz = (y - t)·f'(z)</w:t>
-      </w:r>
+        <w:tab/>
+        <w:t xml:space="preserve">(6)</w:t>
+      </w:r>
+    </w:p>
+    <w:p>
+      <w:pPr>
+        <w:spacing w:line="360" w:lineRule="auto" w:after="120"/>
+        <w:jc w:val="both"/>
+      </w:pPr>
+      <w:r>
+        <w:rPr>
+          <w:rFonts w:ascii="Arial" w:hAnsi="Arial" w:cs="Arial"/>
+          <w:b w:val="0"/>
+          <w:i w:val="0"/>
+          <w:sz w:val="22"/>
+        </w:rPr>
+        <w:t xml:space="preserve">Selisih antara keluaran jaringan dan target.</w:t>
+      </w:r>
+      <w:r>
+        <w:rPr>
+          <w:rFonts w:ascii="Arial" w:hAnsi="Arial" w:cs="Arial"/>
+          <w:b w:val="0"/>
+          <w:i w:val="0"/>
+          <w:sz w:val="22"/>
+        </w:rPr>
+        <w:t xml:space="preserve"> Persamaan (7) memadatkan aturan tersebut.</w:t>
+      </w:r>
+    </w:p>
+    <w:p>
+      <w:pPr>
+        <w:spacing w:line="360" w:lineRule="auto" w:after="120"/>
+        <w:jc w:val="both"/>
+      </w:pPr>
+      <w:r>
+        <w:rPr>
+          <w:rFonts w:ascii="Arial" w:hAnsi="Arial" w:cs="Arial"/>
+          <w:b w:val="0"/>
+          <w:i w:val="0"/>
+          <w:sz w:val="22"/>
+        </w:rPr>
+        <w:t xml:space="preserve">4. Turunan aktivasi</w:t>
+      </w:r>
+    </w:p>
+    <w:p>
+      <w:pPr>
+        <w:tabs>
+          <w:tab w:val="center" w:pos="4393"/>
+          <w:tab w:val="right" w:pos="8787"/>
+        </w:tabs>
+        <w:spacing w:before="40" w:after="120"/>
+      </w:pPr>
       <w:r>
         <w:rPr>
           <w:rFonts w:ascii="Arial" w:hAnsi="Arial" w:cs="Arial"/>
@@ -4267,53 +4279,8 @@
           <w:color w:val="305496"/>
           <w:sz w:val="22"/>
         </w:rPr>
-        <w:t xml:space="preserve">   (8)</w:t>
-      </w:r>
-    </w:p>
-    <w:p>
-      <w:pPr>
-        <w:spacing w:line="360" w:lineRule="auto" w:after="120"/>
-        <w:jc w:val="both"/>
-      </w:pPr>
-      <w:r>
-        <w:rPr>
-          <w:rFonts w:ascii="Arial" w:hAnsi="Arial" w:cs="Arial"/>
-          <w:b w:val="0"/>
-          <w:i w:val="0"/>
-          <w:sz w:val="22"/>
-        </w:rPr>
-        <w:t xml:space="preserve">Aturan rantai tahap pertama; besaran ini disebut galat lokal.</w:t>
-      </w:r>
-      <w:r>
-        <w:rPr>
-          <w:rFonts w:ascii="Arial" w:hAnsi="Arial" w:cs="Arial"/>
-          <w:b w:val="0"/>
-          <w:i w:val="0"/>
-          <w:sz w:val="22"/>
-        </w:rPr>
-        <w:t xml:space="preserve"> Hubungan ini dirangkum dalam Persamaan (9).</w:t>
-      </w:r>
-    </w:p>
-    <w:p>
-      <w:pPr>
-        <w:spacing w:line="360" w:lineRule="auto" w:after="120"/>
-        <w:jc w:val="both"/>
-      </w:pPr>
-      <w:r>
-        <w:rPr>
-          <w:rFonts w:ascii="Arial" w:hAnsi="Arial" w:cs="Arial"/>
-          <w:b w:val="0"/>
-          <w:i w:val="0"/>
-          <w:sz w:val="22"/>
-        </w:rPr>
-        <w:t xml:space="preserve">6. Turunan terhadap bobot</w:t>
-      </w:r>
-    </w:p>
-    <w:p>
-      <w:pPr>
-        <w:spacing w:before="40" w:after="120"/>
-        <w:jc w:val="center"/>
-      </w:pPr>
+        <w:tab/>
+      </w:r>
       <w:r>
         <w:rPr>
           <w:rFonts w:ascii="Arial" w:hAnsi="Arial" w:cs="Arial"/>
@@ -4322,7 +4289,7 @@
           <w:color w:val="305496"/>
           <w:sz w:val="22"/>
         </w:rPr>
-        <w:t xml:space="preserve">dL/dw = (y - t)·f'(z)·x</w:t>
+        <w:t xml:space="preserve">dy/dz = f'(z)</w:t>
       </w:r>
       <w:r>
         <w:rPr>
@@ -4332,52 +4299,56 @@
           <w:color w:val="305496"/>
           <w:sz w:val="22"/>
         </w:rPr>
-        <w:t xml:space="preserve">   (9)</w:t>
-      </w:r>
-    </w:p>
-    <w:p>
-      <w:pPr>
-        <w:spacing w:line="360" w:lineRule="auto" w:after="120"/>
-        <w:jc w:val="both"/>
-      </w:pPr>
-      <w:r>
-        <w:rPr>
-          <w:rFonts w:ascii="Arial" w:hAnsi="Arial" w:cs="Arial"/>
-          <w:b w:val="0"/>
-          <w:i w:val="0"/>
-          <w:sz w:val="22"/>
-        </w:rPr>
-        <w:t xml:space="preserve">Aturan rantai tahap kedua, karena dz/dw = x.</w:t>
-      </w:r>
-      <w:r>
-        <w:rPr>
-          <w:rFonts w:ascii="Arial" w:hAnsi="Arial" w:cs="Arial"/>
-          <w:b w:val="0"/>
-          <w:i w:val="0"/>
-          <w:sz w:val="22"/>
-        </w:rPr>
-        <w:t xml:space="preserve"> Bentuk ringkasnya dituliskan pada Persamaan (10).</w:t>
-      </w:r>
-    </w:p>
-    <w:p>
-      <w:pPr>
-        <w:spacing w:line="360" w:lineRule="auto" w:after="120"/>
-        <w:jc w:val="both"/>
-      </w:pPr>
-      <w:r>
-        <w:rPr>
-          <w:rFonts w:ascii="Arial" w:hAnsi="Arial" w:cs="Arial"/>
-          <w:b w:val="0"/>
-          <w:i w:val="0"/>
-          <w:sz w:val="22"/>
-        </w:rPr>
-        <w:t xml:space="preserve">7. Aturan pembaruan</w:t>
-      </w:r>
-    </w:p>
-    <w:p>
-      <w:pPr>
+        <w:tab/>
+        <w:t xml:space="preserve">(7)</w:t>
+      </w:r>
+    </w:p>
+    <w:p>
+      <w:pPr>
+        <w:spacing w:line="360" w:lineRule="auto" w:after="120"/>
+        <w:jc w:val="both"/>
+      </w:pPr>
+      <w:r>
+        <w:rPr>
+          <w:rFonts w:ascii="Arial" w:hAnsi="Arial" w:cs="Arial"/>
+          <w:b w:val="0"/>
+          <w:i w:val="0"/>
+          <w:sz w:val="22"/>
+        </w:rPr>
+        <w:t xml:space="preserve">Bergantung fungsi aktivasi yang dipakai.</w:t>
+      </w:r>
+      <w:r>
+        <w:rPr>
+          <w:rFonts w:ascii="Arial" w:hAnsi="Arial" w:cs="Arial"/>
+          <w:b w:val="0"/>
+          <w:i w:val="0"/>
+          <w:sz w:val="22"/>
+        </w:rPr>
+        <w:t xml:space="preserve"> Rangkuman kuantitatifnya tertulis pada Persamaan (8).</w:t>
+      </w:r>
+    </w:p>
+    <w:p>
+      <w:pPr>
+        <w:spacing w:line="360" w:lineRule="auto" w:after="120"/>
+        <w:jc w:val="both"/>
+      </w:pPr>
+      <w:r>
+        <w:rPr>
+          <w:rFonts w:ascii="Arial" w:hAnsi="Arial" w:cs="Arial"/>
+          <w:b w:val="0"/>
+          <w:i w:val="0"/>
+          <w:sz w:val="22"/>
+        </w:rPr>
+        <w:t xml:space="preserve">5. Turunan terhadap masukan bersih</w:t>
+      </w:r>
+    </w:p>
+    <w:p>
+      <w:pPr>
+        <w:tabs>
+          <w:tab w:val="center" w:pos="4393"/>
+          <w:tab w:val="right" w:pos="8787"/>
+        </w:tabs>
         <w:spacing w:before="40" w:after="120"/>
-        <w:jc w:val="center"/>
       </w:pPr>
       <w:r>
         <w:rPr>
@@ -4387,7 +4358,7 @@
           <w:color w:val="305496"/>
           <w:sz w:val="22"/>
         </w:rPr>
-        <w:t xml:space="preserve">w := w - η·(y - t)·f'(z)·x</w:t>
+        <w:tab/>
       </w:r>
       <w:r>
         <w:rPr>
@@ -4397,7 +4368,176 @@
           <w:color w:val="305496"/>
           <w:sz w:val="22"/>
         </w:rPr>
-        <w:t xml:space="preserve">   (10)</w:t>
+        <w:t xml:space="preserve">dL/dz = (y - t)·f'(z)</w:t>
+      </w:r>
+      <w:r>
+        <w:rPr>
+          <w:rFonts w:ascii="Arial" w:hAnsi="Arial" w:cs="Arial"/>
+          <w:b/>
+          <w:i/>
+          <w:color w:val="305496"/>
+          <w:sz w:val="22"/>
+        </w:rPr>
+        <w:tab/>
+        <w:t xml:space="preserve">(8)</w:t>
+      </w:r>
+    </w:p>
+    <w:p>
+      <w:pPr>
+        <w:spacing w:line="360" w:lineRule="auto" w:after="120"/>
+        <w:jc w:val="both"/>
+      </w:pPr>
+      <w:r>
+        <w:rPr>
+          <w:rFonts w:ascii="Arial" w:hAnsi="Arial" w:cs="Arial"/>
+          <w:b w:val="0"/>
+          <w:i w:val="0"/>
+          <w:sz w:val="22"/>
+        </w:rPr>
+        <w:t xml:space="preserve">Aturan rantai tahap pertama; besaran ini disebut galat lokal.</w:t>
+      </w:r>
+      <w:r>
+        <w:rPr>
+          <w:rFonts w:ascii="Arial" w:hAnsi="Arial" w:cs="Arial"/>
+          <w:b w:val="0"/>
+          <w:i w:val="0"/>
+          <w:sz w:val="22"/>
+        </w:rPr>
+        <w:t xml:space="preserve"> Hubungan ini dirangkum dalam Persamaan (9).</w:t>
+      </w:r>
+    </w:p>
+    <w:p>
+      <w:pPr>
+        <w:spacing w:line="360" w:lineRule="auto" w:after="120"/>
+        <w:jc w:val="both"/>
+      </w:pPr>
+      <w:r>
+        <w:rPr>
+          <w:rFonts w:ascii="Arial" w:hAnsi="Arial" w:cs="Arial"/>
+          <w:b w:val="0"/>
+          <w:i w:val="0"/>
+          <w:sz w:val="22"/>
+        </w:rPr>
+        <w:t xml:space="preserve">6. Turunan terhadap bobot</w:t>
+      </w:r>
+    </w:p>
+    <w:p>
+      <w:pPr>
+        <w:tabs>
+          <w:tab w:val="center" w:pos="4393"/>
+          <w:tab w:val="right" w:pos="8787"/>
+        </w:tabs>
+        <w:spacing w:before="40" w:after="120"/>
+      </w:pPr>
+      <w:r>
+        <w:rPr>
+          <w:rFonts w:ascii="Arial" w:hAnsi="Arial" w:cs="Arial"/>
+          <w:b/>
+          <w:i/>
+          <w:color w:val="305496"/>
+          <w:sz w:val="22"/>
+        </w:rPr>
+        <w:tab/>
+      </w:r>
+      <w:r>
+        <w:rPr>
+          <w:rFonts w:ascii="Arial" w:hAnsi="Arial" w:cs="Arial"/>
+          <w:b/>
+          <w:i/>
+          <w:color w:val="305496"/>
+          <w:sz w:val="22"/>
+        </w:rPr>
+        <w:t xml:space="preserve">dL/dw = (y - t)·f'(z)·x</w:t>
+      </w:r>
+      <w:r>
+        <w:rPr>
+          <w:rFonts w:ascii="Arial" w:hAnsi="Arial" w:cs="Arial"/>
+          <w:b/>
+          <w:i/>
+          <w:color w:val="305496"/>
+          <w:sz w:val="22"/>
+        </w:rPr>
+        <w:tab/>
+        <w:t xml:space="preserve">(9)</w:t>
+      </w:r>
+    </w:p>
+    <w:p>
+      <w:pPr>
+        <w:spacing w:line="360" w:lineRule="auto" w:after="120"/>
+        <w:jc w:val="both"/>
+      </w:pPr>
+      <w:r>
+        <w:rPr>
+          <w:rFonts w:ascii="Arial" w:hAnsi="Arial" w:cs="Arial"/>
+          <w:b w:val="0"/>
+          <w:i w:val="0"/>
+          <w:sz w:val="22"/>
+        </w:rPr>
+        <w:t xml:space="preserve">Aturan rantai tahap kedua, karena dz/dw = x.</w:t>
+      </w:r>
+      <w:r>
+        <w:rPr>
+          <w:rFonts w:ascii="Arial" w:hAnsi="Arial" w:cs="Arial"/>
+          <w:b w:val="0"/>
+          <w:i w:val="0"/>
+          <w:sz w:val="22"/>
+        </w:rPr>
+        <w:t xml:space="preserve"> Bentuk ringkasnya dituliskan pada Persamaan (10).</w:t>
+      </w:r>
+    </w:p>
+    <w:p>
+      <w:pPr>
+        <w:spacing w:line="360" w:lineRule="auto" w:after="120"/>
+        <w:jc w:val="both"/>
+      </w:pPr>
+      <w:r>
+        <w:rPr>
+          <w:rFonts w:ascii="Arial" w:hAnsi="Arial" w:cs="Arial"/>
+          <w:b w:val="0"/>
+          <w:i w:val="0"/>
+          <w:sz w:val="22"/>
+        </w:rPr>
+        <w:t xml:space="preserve">7. Aturan pembaruan</w:t>
+      </w:r>
+    </w:p>
+    <w:p>
+      <w:pPr>
+        <w:tabs>
+          <w:tab w:val="center" w:pos="4393"/>
+          <w:tab w:val="right" w:pos="8787"/>
+        </w:tabs>
+        <w:spacing w:before="40" w:after="120"/>
+      </w:pPr>
+      <w:r>
+        <w:rPr>
+          <w:rFonts w:ascii="Arial" w:hAnsi="Arial" w:cs="Arial"/>
+          <w:b/>
+          <w:i/>
+          <w:color w:val="305496"/>
+          <w:sz w:val="22"/>
+        </w:rPr>
+        <w:tab/>
+      </w:r>
+      <w:r>
+        <w:rPr>
+          <w:rFonts w:ascii="Arial" w:hAnsi="Arial" w:cs="Arial"/>
+          <w:b/>
+          <w:i/>
+          <w:color w:val="305496"/>
+          <w:sz w:val="22"/>
+        </w:rPr>
+        <w:t xml:space="preserve">w := w - η·(y - t)·f'(z)·x</w:t>
+      </w:r>
+      <w:r>
+        <w:rPr>
+          <w:rFonts w:ascii="Arial" w:hAnsi="Arial" w:cs="Arial"/>
+          <w:b/>
+          <w:i/>
+          <w:color w:val="305496"/>
+          <w:sz w:val="22"/>
+        </w:rPr>
+        <w:tab/>
+        <w:t xml:space="preserve">(10)</w:t>
       </w:r>
     </w:p>
     <w:p>
@@ -4494,8 +4634,11 @@
     </w:p>
     <w:p>
       <w:pPr>
+        <w:tabs>
+          <w:tab w:val="center" w:pos="4393"/>
+          <w:tab w:val="right" w:pos="8787"/>
+        </w:tabs>
         <w:spacing w:before="40" w:after="120"/>
-        <w:jc w:val="center"/>
       </w:pPr>
       <w:r>
         <w:rPr>
@@ -4505,7 +4648,7 @@
           <w:color w:val="305496"/>
           <w:sz w:val="22"/>
         </w:rPr>
-        <w:t xml:space="preserve">z = 0,5·2,0 + 0,1 = 1,1</w:t>
+        <w:tab/>
       </w:r>
       <w:r>
         <w:rPr>
@@ -4515,53 +4658,8 @@
           <w:color w:val="305496"/>
           <w:sz w:val="22"/>
         </w:rPr>
-        <w:t xml:space="preserve">   (11)</w:t>
-      </w:r>
-    </w:p>
-    <w:p>
-      <w:pPr>
-        <w:spacing w:line="360" w:lineRule="auto" w:after="120"/>
-        <w:jc w:val="both"/>
-      </w:pPr>
-      <w:r>
-        <w:rPr>
-          <w:rFonts w:ascii="Arial" w:hAnsi="Arial" w:cs="Arial"/>
-          <w:b w:val="0"/>
-          <w:i w:val="0"/>
-          <w:sz w:val="22"/>
-        </w:rPr>
-        <w:t xml:space="preserve">Penjumlahan berbobot ditambah bias.</w:t>
-      </w:r>
-      <w:r>
-        <w:rPr>
-          <w:rFonts w:ascii="Arial" w:hAnsi="Arial" w:cs="Arial"/>
-          <w:b w:val="0"/>
-          <w:i w:val="0"/>
-          <w:sz w:val="22"/>
-        </w:rPr>
-        <w:t xml:space="preserve"> Rangkuman kuantitatifnya tertulis pada Persamaan (12).</w:t>
-      </w:r>
-    </w:p>
-    <w:p>
-      <w:pPr>
-        <w:spacing w:line="360" w:lineRule="auto" w:after="120"/>
-        <w:jc w:val="both"/>
-      </w:pPr>
-      <w:r>
-        <w:rPr>
-          <w:rFonts w:ascii="Arial" w:hAnsi="Arial" w:cs="Arial"/>
-          <w:b w:val="0"/>
-          <w:i w:val="0"/>
-          <w:sz w:val="22"/>
-        </w:rPr>
-        <w:t xml:space="preserve">2. Hitung keluaran</w:t>
-      </w:r>
-    </w:p>
-    <w:p>
-      <w:pPr>
-        <w:spacing w:before="40" w:after="120"/>
-        <w:jc w:val="center"/>
-      </w:pPr>
+        <w:t xml:space="preserve">z = 0,5·2,0 + 0,1 = 1,1</w:t>
+      </w:r>
       <w:r>
         <w:rPr>
           <w:rFonts w:ascii="Arial" w:hAnsi="Arial" w:cs="Arial"/>
@@ -4570,8 +4668,57 @@
           <w:color w:val="305496"/>
           <w:sz w:val="22"/>
         </w:rPr>
-        <w:t xml:space="preserve">y = 1/(1 + exp(-1,1)) = 0,750260</w:t>
-      </w:r>
+        <w:tab/>
+        <w:t xml:space="preserve">(11)</w:t>
+      </w:r>
+    </w:p>
+    <w:p>
+      <w:pPr>
+        <w:spacing w:line="360" w:lineRule="auto" w:after="120"/>
+        <w:jc w:val="both"/>
+      </w:pPr>
+      <w:r>
+        <w:rPr>
+          <w:rFonts w:ascii="Arial" w:hAnsi="Arial" w:cs="Arial"/>
+          <w:b w:val="0"/>
+          <w:i w:val="0"/>
+          <w:sz w:val="22"/>
+        </w:rPr>
+        <w:t xml:space="preserve">Penjumlahan berbobot ditambah bias.</w:t>
+      </w:r>
+      <w:r>
+        <w:rPr>
+          <w:rFonts w:ascii="Arial" w:hAnsi="Arial" w:cs="Arial"/>
+          <w:b w:val="0"/>
+          <w:i w:val="0"/>
+          <w:sz w:val="22"/>
+        </w:rPr>
+        <w:t xml:space="preserve"> Rangkuman kuantitatifnya tertulis pada Persamaan (12).</w:t>
+      </w:r>
+    </w:p>
+    <w:p>
+      <w:pPr>
+        <w:spacing w:line="360" w:lineRule="auto" w:after="120"/>
+        <w:jc w:val="both"/>
+      </w:pPr>
+      <w:r>
+        <w:rPr>
+          <w:rFonts w:ascii="Arial" w:hAnsi="Arial" w:cs="Arial"/>
+          <w:b w:val="0"/>
+          <w:i w:val="0"/>
+          <w:sz w:val="22"/>
+        </w:rPr>
+        <w:t xml:space="preserve">2. Hitung keluaran</w:t>
+      </w:r>
+    </w:p>
+    <w:p>
+      <w:pPr>
+        <w:tabs>
+          <w:tab w:val="center" w:pos="4393"/>
+          <w:tab w:val="right" w:pos="8787"/>
+        </w:tabs>
+        <w:spacing w:before="40" w:after="120"/>
+      </w:pPr>
       <w:r>
         <w:rPr>
           <w:rFonts w:ascii="Arial" w:hAnsi="Arial" w:cs="Arial"/>
@@ -4580,53 +4727,8 @@
           <w:color w:val="305496"/>
           <w:sz w:val="22"/>
         </w:rPr>
-        <w:t xml:space="preserve">   (12)</w:t>
-      </w:r>
-    </w:p>
-    <w:p>
-      <w:pPr>
-        <w:spacing w:line="360" w:lineRule="auto" w:after="120"/>
-        <w:jc w:val="both"/>
-      </w:pPr>
-      <w:r>
-        <w:rPr>
-          <w:rFonts w:ascii="Arial" w:hAnsi="Arial" w:cs="Arial"/>
-          <w:b w:val="0"/>
-          <w:i w:val="0"/>
-          <w:sz w:val="22"/>
-        </w:rPr>
-        <w:t xml:space="preserve">exp(-1,1) = 0,332871 sehingga y = 1/1,332871.</w:t>
-      </w:r>
-      <w:r>
-        <w:rPr>
-          <w:rFonts w:ascii="Arial" w:hAnsi="Arial" w:cs="Arial"/>
-          <w:b w:val="0"/>
-          <w:i w:val="0"/>
-          <w:sz w:val="22"/>
-        </w:rPr>
-        <w:t xml:space="preserve"> Hubungan ini dirangkum dalam Persamaan (13).</w:t>
-      </w:r>
-    </w:p>
-    <w:p>
-      <w:pPr>
-        <w:spacing w:line="360" w:lineRule="auto" w:after="120"/>
-        <w:jc w:val="both"/>
-      </w:pPr>
-      <w:r>
-        <w:rPr>
-          <w:rFonts w:ascii="Arial" w:hAnsi="Arial" w:cs="Arial"/>
-          <w:b w:val="0"/>
-          <w:i w:val="0"/>
-          <w:sz w:val="22"/>
-        </w:rPr>
-        <w:t xml:space="preserve">3. Hitung galat</w:t>
-      </w:r>
-    </w:p>
-    <w:p>
-      <w:pPr>
-        <w:spacing w:before="40" w:after="120"/>
-        <w:jc w:val="center"/>
-      </w:pPr>
+        <w:tab/>
+      </w:r>
       <w:r>
         <w:rPr>
           <w:rFonts w:ascii="Arial" w:hAnsi="Arial" w:cs="Arial"/>
@@ -4635,7 +4737,7 @@
           <w:color w:val="305496"/>
           <w:sz w:val="22"/>
         </w:rPr>
-        <w:t xml:space="preserve">y - t = 0,750260</w:t>
+        <w:t xml:space="preserve">y = 1/(1 + exp(-1,1)) = 0,750260</w:t>
       </w:r>
       <w:r>
         <w:rPr>
@@ -4645,52 +4747,56 @@
           <w:color w:val="305496"/>
           <w:sz w:val="22"/>
         </w:rPr>
-        <w:t xml:space="preserve">   (13)</w:t>
-      </w:r>
-    </w:p>
-    <w:p>
-      <w:pPr>
-        <w:spacing w:line="360" w:lineRule="auto" w:after="120"/>
-        <w:jc w:val="both"/>
-      </w:pPr>
-      <w:r>
-        <w:rPr>
-          <w:rFonts w:ascii="Arial" w:hAnsi="Arial" w:cs="Arial"/>
-          <w:b w:val="0"/>
-          <w:i w:val="0"/>
-          <w:sz w:val="22"/>
-        </w:rPr>
-        <w:t xml:space="preserve">Target nol sehingga galatnya sama dengan keluaran.</w:t>
-      </w:r>
-      <w:r>
-        <w:rPr>
-          <w:rFonts w:ascii="Arial" w:hAnsi="Arial" w:cs="Arial"/>
-          <w:b w:val="0"/>
-          <w:i w:val="0"/>
-          <w:sz w:val="22"/>
-        </w:rPr>
-        <w:t xml:space="preserve"> Bentuk ringkasnya dituliskan pada Persamaan (14).</w:t>
-      </w:r>
-    </w:p>
-    <w:p>
-      <w:pPr>
-        <w:spacing w:line="360" w:lineRule="auto" w:after="120"/>
-        <w:jc w:val="both"/>
-      </w:pPr>
-      <w:r>
-        <w:rPr>
-          <w:rFonts w:ascii="Arial" w:hAnsi="Arial" w:cs="Arial"/>
-          <w:b w:val="0"/>
-          <w:i w:val="0"/>
-          <w:sz w:val="22"/>
-        </w:rPr>
-        <w:t xml:space="preserve">4. Hitung turunan aktivasi</w:t>
-      </w:r>
-    </w:p>
-    <w:p>
-      <w:pPr>
+        <w:tab/>
+        <w:t xml:space="preserve">(12)</w:t>
+      </w:r>
+    </w:p>
+    <w:p>
+      <w:pPr>
+        <w:spacing w:line="360" w:lineRule="auto" w:after="120"/>
+        <w:jc w:val="both"/>
+      </w:pPr>
+      <w:r>
+        <w:rPr>
+          <w:rFonts w:ascii="Arial" w:hAnsi="Arial" w:cs="Arial"/>
+          <w:b w:val="0"/>
+          <w:i w:val="0"/>
+          <w:sz w:val="22"/>
+        </w:rPr>
+        <w:t xml:space="preserve">exp(-1,1) = 0,332871 sehingga y = 1/1,332871.</w:t>
+      </w:r>
+      <w:r>
+        <w:rPr>
+          <w:rFonts w:ascii="Arial" w:hAnsi="Arial" w:cs="Arial"/>
+          <w:b w:val="0"/>
+          <w:i w:val="0"/>
+          <w:sz w:val="22"/>
+        </w:rPr>
+        <w:t xml:space="preserve"> Hubungan ini dirangkum dalam Persamaan (13).</w:t>
+      </w:r>
+    </w:p>
+    <w:p>
+      <w:pPr>
+        <w:spacing w:line="360" w:lineRule="auto" w:after="120"/>
+        <w:jc w:val="both"/>
+      </w:pPr>
+      <w:r>
+        <w:rPr>
+          <w:rFonts w:ascii="Arial" w:hAnsi="Arial" w:cs="Arial"/>
+          <w:b w:val="0"/>
+          <w:i w:val="0"/>
+          <w:sz w:val="22"/>
+        </w:rPr>
+        <w:t xml:space="preserve">3. Hitung galat</w:t>
+      </w:r>
+    </w:p>
+    <w:p>
+      <w:pPr>
+        <w:tabs>
+          <w:tab w:val="center" w:pos="4393"/>
+          <w:tab w:val="right" w:pos="8787"/>
+        </w:tabs>
         <w:spacing w:before="40" w:after="120"/>
-        <w:jc w:val="center"/>
       </w:pPr>
       <w:r>
         <w:rPr>
@@ -4700,7 +4806,7 @@
           <w:color w:val="305496"/>
           <w:sz w:val="22"/>
         </w:rPr>
-        <w:t xml:space="preserve">f'(z) = 0,750260·(1 - 0,750260) = 0,187370</w:t>
+        <w:tab/>
       </w:r>
       <w:r>
         <w:rPr>
@@ -4710,53 +4816,8 @@
           <w:color w:val="305496"/>
           <w:sz w:val="22"/>
         </w:rPr>
-        <w:t xml:space="preserve">   (14)</w:t>
-      </w:r>
-    </w:p>
-    <w:p>
-      <w:pPr>
-        <w:spacing w:line="360" w:lineRule="auto" w:after="120"/>
-        <w:jc w:val="both"/>
-      </w:pPr>
-      <w:r>
-        <w:rPr>
-          <w:rFonts w:ascii="Arial" w:hAnsi="Arial" w:cs="Arial"/>
-          <w:b w:val="0"/>
-          <w:i w:val="0"/>
-          <w:sz w:val="22"/>
-        </w:rPr>
-        <w:t xml:space="preserve">Memakai sifat khas sigmoid.</w:t>
-      </w:r>
-      <w:r>
-        <w:rPr>
-          <w:rFonts w:ascii="Arial" w:hAnsi="Arial" w:cs="Arial"/>
-          <w:b w:val="0"/>
-          <w:i w:val="0"/>
-          <w:sz w:val="22"/>
-        </w:rPr>
-        <w:t xml:space="preserve"> Persamaan (15) memadatkan aturan tersebut.</w:t>
-      </w:r>
-    </w:p>
-    <w:p>
-      <w:pPr>
-        <w:spacing w:line="360" w:lineRule="auto" w:after="120"/>
-        <w:jc w:val="both"/>
-      </w:pPr>
-      <w:r>
-        <w:rPr>
-          <w:rFonts w:ascii="Arial" w:hAnsi="Arial" w:cs="Arial"/>
-          <w:b w:val="0"/>
-          <w:i w:val="0"/>
-          <w:sz w:val="22"/>
-        </w:rPr>
-        <w:t xml:space="preserve">5. Hitung galat lokal</w:t>
-      </w:r>
-    </w:p>
-    <w:p>
-      <w:pPr>
-        <w:spacing w:before="40" w:after="120"/>
-        <w:jc w:val="center"/>
-      </w:pPr>
+        <w:t xml:space="preserve">y - t = 0,750260</w:t>
+      </w:r>
       <w:r>
         <w:rPr>
           <w:rFonts w:ascii="Arial" w:hAnsi="Arial" w:cs="Arial"/>
@@ -4765,8 +4826,57 @@
           <w:color w:val="305496"/>
           <w:sz w:val="22"/>
         </w:rPr>
-        <w:t xml:space="preserve">dL/dz = 0,750260·0,187370 = 0,140597</w:t>
-      </w:r>
+        <w:tab/>
+        <w:t xml:space="preserve">(13)</w:t>
+      </w:r>
+    </w:p>
+    <w:p>
+      <w:pPr>
+        <w:spacing w:line="360" w:lineRule="auto" w:after="120"/>
+        <w:jc w:val="both"/>
+      </w:pPr>
+      <w:r>
+        <w:rPr>
+          <w:rFonts w:ascii="Arial" w:hAnsi="Arial" w:cs="Arial"/>
+          <w:b w:val="0"/>
+          <w:i w:val="0"/>
+          <w:sz w:val="22"/>
+        </w:rPr>
+        <w:t xml:space="preserve">Target nol sehingga galatnya sama dengan keluaran.</w:t>
+      </w:r>
+      <w:r>
+        <w:rPr>
+          <w:rFonts w:ascii="Arial" w:hAnsi="Arial" w:cs="Arial"/>
+          <w:b w:val="0"/>
+          <w:i w:val="0"/>
+          <w:sz w:val="22"/>
+        </w:rPr>
+        <w:t xml:space="preserve"> Bentuk ringkasnya dituliskan pada Persamaan (14).</w:t>
+      </w:r>
+    </w:p>
+    <w:p>
+      <w:pPr>
+        <w:spacing w:line="360" w:lineRule="auto" w:after="120"/>
+        <w:jc w:val="both"/>
+      </w:pPr>
+      <w:r>
+        <w:rPr>
+          <w:rFonts w:ascii="Arial" w:hAnsi="Arial" w:cs="Arial"/>
+          <w:b w:val="0"/>
+          <w:i w:val="0"/>
+          <w:sz w:val="22"/>
+        </w:rPr>
+        <w:t xml:space="preserve">4. Hitung turunan aktivasi</w:t>
+      </w:r>
+    </w:p>
+    <w:p>
+      <w:pPr>
+        <w:tabs>
+          <w:tab w:val="center" w:pos="4393"/>
+          <w:tab w:val="right" w:pos="8787"/>
+        </w:tabs>
+        <w:spacing w:before="40" w:after="120"/>
+      </w:pPr>
       <w:r>
         <w:rPr>
           <w:rFonts w:ascii="Arial" w:hAnsi="Arial" w:cs="Arial"/>
@@ -4775,62 +4885,8 @@
           <w:color w:val="305496"/>
           <w:sz w:val="22"/>
         </w:rPr>
-        <w:t xml:space="preserve">   (15)</w:t>
-      </w:r>
-    </w:p>
-    <w:p>
-      <w:pPr>
-        <w:spacing w:line="360" w:lineRule="auto" w:after="120"/>
-        <w:jc w:val="both"/>
-      </w:pPr>
-      <w:r>
-        <w:rPr>
-          <w:rFonts w:ascii="Arial" w:hAnsi="Arial" w:cs="Arial"/>
-          <w:b w:val="0"/>
-          <w:i w:val="0"/>
-          <w:sz w:val="22"/>
-        </w:rPr>
-        <w:t xml:space="preserve">Perkalian galat dengan turunan aktivasi.</w:t>
-      </w:r>
-      <w:r>
-        <w:rPr>
-          <w:rFonts w:ascii="Arial" w:hAnsi="Arial" w:cs="Arial"/>
-          <w:b w:val="0"/>
-          <w:i w:val="0"/>
-          <w:sz w:val="22"/>
-        </w:rPr>
-        <w:t xml:space="preserve"> Rangkuman kuantitatifnya tertulis pada Persamaan (16).</w:t>
-      </w:r>
-      <w:r>
-        <w:rPr>
-          <w:rFonts w:ascii="Arial" w:hAnsi="Arial" w:cs="Arial"/>
-          <w:b w:val="0"/>
-          <w:i w:val="0"/>
-          <w:sz w:val="22"/>
-        </w:rPr>
-        <w:t xml:space="preserve"> Hubungan ini dirangkum dalam Persamaan (17).</w:t>
-      </w:r>
-    </w:p>
-    <w:p>
-      <w:pPr>
-        <w:spacing w:line="360" w:lineRule="auto" w:after="120"/>
-        <w:jc w:val="both"/>
-      </w:pPr>
-      <w:r>
-        <w:rPr>
-          <w:rFonts w:ascii="Arial" w:hAnsi="Arial" w:cs="Arial"/>
-          <w:b w:val="0"/>
-          <w:i w:val="0"/>
-          <w:sz w:val="22"/>
-        </w:rPr>
-        <w:t xml:space="preserve">6. Hitung gradien bobot</w:t>
-      </w:r>
-    </w:p>
-    <w:p>
-      <w:pPr>
-        <w:spacing w:before="40" w:after="120"/>
-        <w:jc w:val="center"/>
-      </w:pPr>
+        <w:tab/>
+      </w:r>
       <w:r>
         <w:rPr>
           <w:rFonts w:ascii="Arial" w:hAnsi="Arial" w:cs="Arial"/>
@@ -4839,7 +4895,7 @@
           <w:color w:val="305496"/>
           <w:sz w:val="22"/>
         </w:rPr>
-        <w:t xml:space="preserve">dL/dw = 0,140597·2,0 = 0,281194</w:t>
+        <w:t xml:space="preserve">f'(z) = 0,750260·(1 - 0,750260) = 0,187370</w:t>
       </w:r>
       <w:r>
         <w:rPr>
@@ -4849,43 +4905,56 @@
           <w:color w:val="305496"/>
           <w:sz w:val="22"/>
         </w:rPr>
-        <w:t xml:space="preserve">   (16)</w:t>
-      </w:r>
-    </w:p>
-    <w:p>
-      <w:pPr>
-        <w:spacing w:line="360" w:lineRule="auto" w:after="120"/>
-        <w:jc w:val="both"/>
-      </w:pPr>
-      <w:r>
-        <w:rPr>
-          <w:rFonts w:ascii="Arial" w:hAnsi="Arial" w:cs="Arial"/>
-          <w:b w:val="0"/>
-          <w:i w:val="0"/>
-          <w:sz w:val="22"/>
-        </w:rPr>
-        <w:t xml:space="preserve">Dikalikan masukan.</w:t>
-      </w:r>
-    </w:p>
-    <w:p>
-      <w:pPr>
-        <w:spacing w:line="360" w:lineRule="auto" w:after="120"/>
-        <w:jc w:val="both"/>
-      </w:pPr>
-      <w:r>
-        <w:rPr>
-          <w:rFonts w:ascii="Arial" w:hAnsi="Arial" w:cs="Arial"/>
-          <w:b w:val="0"/>
-          <w:i w:val="0"/>
-          <w:sz w:val="22"/>
-        </w:rPr>
-        <w:t xml:space="preserve">7. Perbarui bobot</w:t>
-      </w:r>
-    </w:p>
-    <w:p>
-      <w:pPr>
+        <w:tab/>
+        <w:t xml:space="preserve">(14)</w:t>
+      </w:r>
+    </w:p>
+    <w:p>
+      <w:pPr>
+        <w:spacing w:line="360" w:lineRule="auto" w:after="120"/>
+        <w:jc w:val="both"/>
+      </w:pPr>
+      <w:r>
+        <w:rPr>
+          <w:rFonts w:ascii="Arial" w:hAnsi="Arial" w:cs="Arial"/>
+          <w:b w:val="0"/>
+          <w:i w:val="0"/>
+          <w:sz w:val="22"/>
+        </w:rPr>
+        <w:t xml:space="preserve">Memakai sifat khas sigmoid.</w:t>
+      </w:r>
+      <w:r>
+        <w:rPr>
+          <w:rFonts w:ascii="Arial" w:hAnsi="Arial" w:cs="Arial"/>
+          <w:b w:val="0"/>
+          <w:i w:val="0"/>
+          <w:sz w:val="22"/>
+        </w:rPr>
+        <w:t xml:space="preserve"> Persamaan (15) memadatkan aturan tersebut.</w:t>
+      </w:r>
+    </w:p>
+    <w:p>
+      <w:pPr>
+        <w:spacing w:line="360" w:lineRule="auto" w:after="120"/>
+        <w:jc w:val="both"/>
+      </w:pPr>
+      <w:r>
+        <w:rPr>
+          <w:rFonts w:ascii="Arial" w:hAnsi="Arial" w:cs="Arial"/>
+          <w:b w:val="0"/>
+          <w:i w:val="0"/>
+          <w:sz w:val="22"/>
+        </w:rPr>
+        <w:t xml:space="preserve">5. Hitung galat lokal</w:t>
+      </w:r>
+    </w:p>
+    <w:p>
+      <w:pPr>
+        <w:tabs>
+          <w:tab w:val="center" w:pos="4393"/>
+          <w:tab w:val="right" w:pos="8787"/>
+        </w:tabs>
         <w:spacing w:before="40" w:after="120"/>
-        <w:jc w:val="center"/>
       </w:pPr>
       <w:r>
         <w:rPr>
@@ -4895,7 +4964,7 @@
           <w:color w:val="305496"/>
           <w:sz w:val="22"/>
         </w:rPr>
-        <w:t xml:space="preserve">w := 0,5 - 0,5·0,281194 = 0,359403</w:t>
+        <w:tab/>
       </w:r>
       <w:r>
         <w:rPr>
@@ -4905,7 +4974,176 @@
           <w:color w:val="305496"/>
           <w:sz w:val="22"/>
         </w:rPr>
-        <w:t xml:space="preserve">   (17)</w:t>
+        <w:t xml:space="preserve">dL/dz = 0,750260·0,187370 = 0,140597</w:t>
+      </w:r>
+      <w:r>
+        <w:rPr>
+          <w:rFonts w:ascii="Arial" w:hAnsi="Arial" w:cs="Arial"/>
+          <w:b/>
+          <w:i/>
+          <w:color w:val="305496"/>
+          <w:sz w:val="22"/>
+        </w:rPr>
+        <w:tab/>
+        <w:t xml:space="preserve">(15)</w:t>
+      </w:r>
+    </w:p>
+    <w:p>
+      <w:pPr>
+        <w:spacing w:line="360" w:lineRule="auto" w:after="120"/>
+        <w:jc w:val="both"/>
+      </w:pPr>
+      <w:r>
+        <w:rPr>
+          <w:rFonts w:ascii="Arial" w:hAnsi="Arial" w:cs="Arial"/>
+          <w:b w:val="0"/>
+          <w:i w:val="0"/>
+          <w:sz w:val="22"/>
+        </w:rPr>
+        <w:t xml:space="preserve">Perkalian galat dengan turunan aktivasi.</w:t>
+      </w:r>
+      <w:r>
+        <w:rPr>
+          <w:rFonts w:ascii="Arial" w:hAnsi="Arial" w:cs="Arial"/>
+          <w:b w:val="0"/>
+          <w:i w:val="0"/>
+          <w:sz w:val="22"/>
+        </w:rPr>
+        <w:t xml:space="preserve"> Rangkuman kuantitatifnya tertulis pada Persamaan (16).</w:t>
+      </w:r>
+      <w:r>
+        <w:rPr>
+          <w:rFonts w:ascii="Arial" w:hAnsi="Arial" w:cs="Arial"/>
+          <w:b w:val="0"/>
+          <w:i w:val="0"/>
+          <w:sz w:val="22"/>
+        </w:rPr>
+        <w:t xml:space="preserve"> Hubungan ini dirangkum dalam Persamaan (17).</w:t>
+      </w:r>
+    </w:p>
+    <w:p>
+      <w:pPr>
+        <w:spacing w:line="360" w:lineRule="auto" w:after="120"/>
+        <w:jc w:val="both"/>
+      </w:pPr>
+      <w:r>
+        <w:rPr>
+          <w:rFonts w:ascii="Arial" w:hAnsi="Arial" w:cs="Arial"/>
+          <w:b w:val="0"/>
+          <w:i w:val="0"/>
+          <w:sz w:val="22"/>
+        </w:rPr>
+        <w:t xml:space="preserve">6. Hitung gradien bobot</w:t>
+      </w:r>
+    </w:p>
+    <w:p>
+      <w:pPr>
+        <w:tabs>
+          <w:tab w:val="center" w:pos="4393"/>
+          <w:tab w:val="right" w:pos="8787"/>
+        </w:tabs>
+        <w:spacing w:before="40" w:after="120"/>
+      </w:pPr>
+      <w:r>
+        <w:rPr>
+          <w:rFonts w:ascii="Arial" w:hAnsi="Arial" w:cs="Arial"/>
+          <w:b/>
+          <w:i/>
+          <w:color w:val="305496"/>
+          <w:sz w:val="22"/>
+        </w:rPr>
+        <w:tab/>
+      </w:r>
+      <w:r>
+        <w:rPr>
+          <w:rFonts w:ascii="Arial" w:hAnsi="Arial" w:cs="Arial"/>
+          <w:b/>
+          <w:i/>
+          <w:color w:val="305496"/>
+          <w:sz w:val="22"/>
+        </w:rPr>
+        <w:t xml:space="preserve">dL/dw = 0,140597·2,0 = 0,281194</w:t>
+      </w:r>
+      <w:r>
+        <w:rPr>
+          <w:rFonts w:ascii="Arial" w:hAnsi="Arial" w:cs="Arial"/>
+          <w:b/>
+          <w:i/>
+          <w:color w:val="305496"/>
+          <w:sz w:val="22"/>
+        </w:rPr>
+        <w:tab/>
+        <w:t xml:space="preserve">(16)</w:t>
+      </w:r>
+    </w:p>
+    <w:p>
+      <w:pPr>
+        <w:spacing w:line="360" w:lineRule="auto" w:after="120"/>
+        <w:jc w:val="both"/>
+      </w:pPr>
+      <w:r>
+        <w:rPr>
+          <w:rFonts w:ascii="Arial" w:hAnsi="Arial" w:cs="Arial"/>
+          <w:b w:val="0"/>
+          <w:i w:val="0"/>
+          <w:sz w:val="22"/>
+        </w:rPr>
+        <w:t xml:space="preserve">Dikalikan masukan.</w:t>
+      </w:r>
+    </w:p>
+    <w:p>
+      <w:pPr>
+        <w:spacing w:line="360" w:lineRule="auto" w:after="120"/>
+        <w:jc w:val="both"/>
+      </w:pPr>
+      <w:r>
+        <w:rPr>
+          <w:rFonts w:ascii="Arial" w:hAnsi="Arial" w:cs="Arial"/>
+          <w:b w:val="0"/>
+          <w:i w:val="0"/>
+          <w:sz w:val="22"/>
+        </w:rPr>
+        <w:t xml:space="preserve">7. Perbarui bobot</w:t>
+      </w:r>
+    </w:p>
+    <w:p>
+      <w:pPr>
+        <w:tabs>
+          <w:tab w:val="center" w:pos="4393"/>
+          <w:tab w:val="right" w:pos="8787"/>
+        </w:tabs>
+        <w:spacing w:before="40" w:after="120"/>
+      </w:pPr>
+      <w:r>
+        <w:rPr>
+          <w:rFonts w:ascii="Arial" w:hAnsi="Arial" w:cs="Arial"/>
+          <w:b/>
+          <w:i/>
+          <w:color w:val="305496"/>
+          <w:sz w:val="22"/>
+        </w:rPr>
+        <w:tab/>
+      </w:r>
+      <w:r>
+        <w:rPr>
+          <w:rFonts w:ascii="Arial" w:hAnsi="Arial" w:cs="Arial"/>
+          <w:b/>
+          <w:i/>
+          <w:color w:val="305496"/>
+          <w:sz w:val="22"/>
+        </w:rPr>
+        <w:t xml:space="preserve">w := 0,5 - 0,5·0,281194 = 0,359403</w:t>
+      </w:r>
+      <w:r>
+        <w:rPr>
+          <w:rFonts w:ascii="Arial" w:hAnsi="Arial" w:cs="Arial"/>
+          <w:b/>
+          <w:i/>
+          <w:color w:val="305496"/>
+          <w:sz w:val="22"/>
+        </w:rPr>
+        <w:tab/>
+        <w:t xml:space="preserve">(17)</w:t>
       </w:r>
     </w:p>
     <w:p>

--- a/Sistem-Kendali-Cerdas/Modul-Word/Modul-12-Sistem-Kontrol-Artificial-Neural-Network.docx
+++ b/Sistem-Kendali-Cerdas/Modul-Word/Modul-12-Sistem-Kontrol-Artificial-Neural-Network.docx
@@ -2578,17 +2578,66 @@
     </w:p>
     <w:p>
       <w:pPr>
-        <w:spacing w:line="360" w:lineRule="auto" w:after="120"/>
-        <w:jc w:val="both"/>
-      </w:pPr>
-      <w:r>
-        <w:rPr>
-          <w:rFonts w:ascii="Arial" w:hAnsi="Arial" w:cs="Arial"/>
-          <w:b w:val="0"/>
-          <w:i w:val="0"/>
-          <w:sz w:val="22"/>
-        </w:rPr>
-        <w:t xml:space="preserve">🔗 Modul Interaktif: https://dedik-romahadi.github.io/Mechanical-Engineering-Courses/Sistem-Kendali-Cerdas/Modul/Modul-12.html. Pada layar masuk, pilih tombol “👁️ Mode Preview (Tanpa Login)” untuk membaca seluruh materi tanpa perlu NIM dan PIN. Untuk mengerjakan Tugas dan Forum, masuk sebagai Mahasiswa memakai NIM dan PIN.</w:t>
+        <w:pBdr>
+          <w:top w:val="single" w:sz="6" w:space="10" w:color="BFE3D0"/>
+          <w:left w:val="single" w:sz="24" w:space="12" w:color="1F7A55"/>
+          <w:bottom w:val="single" w:sz="6" w:space="10" w:color="BFE3D0"/>
+          <w:right w:val="single" w:sz="6" w:space="10" w:color="BFE3D0"/>
+        </w:pBdr>
+        <w:shd w:val="clear" w:fill="F1FAF5"/>
+        <w:spacing w:before="140" w:after="60" w:line="264" w:lineRule="auto"/>
+        <w:ind w:left="170" w:right="170"/>
+        <w:jc w:val="left"/>
+      </w:pPr>
+      <w:r>
+        <w:rPr>
+          <w:rFonts w:ascii="Arial" w:hAnsi="Arial" w:cs="Arial"/>
+          <w:b/>
+          <w:i w:val="0"/>
+          <w:color w:val="1F7A55"/>
+          <w:sz w:val="17"/>
+          <w:spacing w:val="30"/>
+        </w:rPr>
+        <w:t xml:space="preserve">🔗 MODUL INTERAKTIF</w:t>
+      </w:r>
+      <w:r>
+        <w:br/>
+      </w:r>
+      <w:hyperlink r:id="rId19">
+        <w:r>
+          <w:rPr>
+            <w:rFonts w:ascii="Arial" w:hAnsi="Arial" w:cs="Arial"/>
+            <w:b/>
+            <w:color w:val="0563C1"/>
+            <w:sz w:val="20"/>
+            <w:u w:val="single"/>
+          </w:rPr>
+          <w:t xml:space="preserve">https://dedik-romahadi.github.io/Mechanical-Engineering-Courses/Sistem-Kendali-Cerdas/Modul/Modul-12.html</w:t>
+        </w:r>
+      </w:hyperlink>
+    </w:p>
+    <w:p>
+      <w:pPr>
+        <w:pBdr>
+          <w:top w:val="single" w:sz="6" w:space="10" w:color="BFE3D0"/>
+          <w:left w:val="single" w:sz="24" w:space="12" w:color="1F7A55"/>
+          <w:bottom w:val="single" w:sz="6" w:space="10" w:color="BFE3D0"/>
+          <w:right w:val="single" w:sz="6" w:space="10" w:color="BFE3D0"/>
+        </w:pBdr>
+        <w:shd w:val="clear" w:fill="F1FAF5"/>
+        <w:spacing w:before="0" w:after="140" w:line="264" w:lineRule="auto"/>
+        <w:ind w:left="170" w:right="170"/>
+        <w:jc w:val="left"/>
+      </w:pPr>
+      <w:r>
+        <w:rPr>
+          <w:rFonts w:ascii="Arial" w:hAnsi="Arial" w:cs="Arial"/>
+          <w:b w:val="0"/>
+          <w:i w:val="0"/>
+          <w:color w:val="44525F"/>
+          <w:sz w:val="19"/>
+        </w:rPr>
+        <w:t xml:space="preserve">Pada layar masuk, pilih tombol “👁️ Mode Preview (Tanpa Login)” untuk membaca seluruh materi tanpa perlu NIM dan PIN. Untuk mengerjakan Tugas dan Forum, masuk sebagai Mahasiswa memakai NIM dan PIN.</w:t>
       </w:r>
     </w:p>
     <w:p>
